--- a/тектовая часть.docx
+++ b/тектовая часть.docx
@@ -2833,8 +2833,8 @@
     <w:p>
       <w:pPr>
         <w:shd w:val="clear" w:color="auto" w:fill="FFFFFF" w:themeFill="background1"/>
-        <w:spacing w:before="240" w:after="240" w:line="360" w:lineRule="auto"/>
-        <w:ind w:left="709"/>
+        <w:spacing w:after="0" w:line="360" w:lineRule="auto"/>
+        <w:ind w:firstLine="709"/>
         <w:jc w:val="center"/>
         <w:rPr>
           <w:rFonts w:ascii="Times New Roman" w:eastAsia="Times New Roman" w:hAnsi="Times New Roman" w:cs="Times New Roman"/>
@@ -2968,7 +2968,107 @@
           <w:sz w:val="28"/>
           <w:szCs w:val="28"/>
         </w:rPr>
-        <w:t>Выбрать технологии и инструменты разработки (язык Kotlin, Android Studio, Room, Coroutines, Material Design).</w:t>
+        <w:t xml:space="preserve">Выбрать технологии и инструменты разработки (язык </w:t>
+      </w:r>
+      <w:proofErr w:type="spellStart"/>
+      <w:r>
+        <w:rPr>
+          <w:rFonts w:ascii="Times New Roman" w:eastAsia="Times New Roman" w:hAnsi="Times New Roman" w:cs="Times New Roman"/>
+          <w:color w:val="0F1115"/>
+          <w:sz w:val="28"/>
+          <w:szCs w:val="28"/>
+        </w:rPr>
+        <w:t>Kotlin</w:t>
+      </w:r>
+      <w:proofErr w:type="spellEnd"/>
+      <w:r>
+        <w:rPr>
+          <w:rFonts w:ascii="Times New Roman" w:eastAsia="Times New Roman" w:hAnsi="Times New Roman" w:cs="Times New Roman"/>
+          <w:color w:val="0F1115"/>
+          <w:sz w:val="28"/>
+          <w:szCs w:val="28"/>
+        </w:rPr>
+        <w:t xml:space="preserve">, </w:t>
+      </w:r>
+      <w:proofErr w:type="spellStart"/>
+      <w:r>
+        <w:rPr>
+          <w:rFonts w:ascii="Times New Roman" w:eastAsia="Times New Roman" w:hAnsi="Times New Roman" w:cs="Times New Roman"/>
+          <w:color w:val="0F1115"/>
+          <w:sz w:val="28"/>
+          <w:szCs w:val="28"/>
+        </w:rPr>
+        <w:t>Android</w:t>
+      </w:r>
+      <w:proofErr w:type="spellEnd"/>
+      <w:r>
+        <w:rPr>
+          <w:rFonts w:ascii="Times New Roman" w:eastAsia="Times New Roman" w:hAnsi="Times New Roman" w:cs="Times New Roman"/>
+          <w:color w:val="0F1115"/>
+          <w:sz w:val="28"/>
+          <w:szCs w:val="28"/>
+        </w:rPr>
+        <w:t xml:space="preserve"> Studio, </w:t>
+      </w:r>
+      <w:proofErr w:type="spellStart"/>
+      <w:r>
+        <w:rPr>
+          <w:rFonts w:ascii="Times New Roman" w:eastAsia="Times New Roman" w:hAnsi="Times New Roman" w:cs="Times New Roman"/>
+          <w:color w:val="0F1115"/>
+          <w:sz w:val="28"/>
+          <w:szCs w:val="28"/>
+        </w:rPr>
+        <w:t>Room</w:t>
+      </w:r>
+      <w:proofErr w:type="spellEnd"/>
+      <w:r>
+        <w:rPr>
+          <w:rFonts w:ascii="Times New Roman" w:eastAsia="Times New Roman" w:hAnsi="Times New Roman" w:cs="Times New Roman"/>
+          <w:color w:val="0F1115"/>
+          <w:sz w:val="28"/>
+          <w:szCs w:val="28"/>
+        </w:rPr>
+        <w:t xml:space="preserve">, </w:t>
+      </w:r>
+      <w:proofErr w:type="spellStart"/>
+      <w:r>
+        <w:rPr>
+          <w:rFonts w:ascii="Times New Roman" w:eastAsia="Times New Roman" w:hAnsi="Times New Roman" w:cs="Times New Roman"/>
+          <w:color w:val="0F1115"/>
+          <w:sz w:val="28"/>
+          <w:szCs w:val="28"/>
+        </w:rPr>
+        <w:t>Coroutines</w:t>
+      </w:r>
+      <w:proofErr w:type="spellEnd"/>
+      <w:r>
+        <w:rPr>
+          <w:rFonts w:ascii="Times New Roman" w:eastAsia="Times New Roman" w:hAnsi="Times New Roman" w:cs="Times New Roman"/>
+          <w:color w:val="0F1115"/>
+          <w:sz w:val="28"/>
+          <w:szCs w:val="28"/>
+        </w:rPr>
+        <w:t xml:space="preserve">, </w:t>
+      </w:r>
+      <w:proofErr w:type="spellStart"/>
+      <w:r>
+        <w:rPr>
+          <w:rFonts w:ascii="Times New Roman" w:eastAsia="Times New Roman" w:hAnsi="Times New Roman" w:cs="Times New Roman"/>
+          <w:color w:val="0F1115"/>
+          <w:sz w:val="28"/>
+          <w:szCs w:val="28"/>
+        </w:rPr>
+        <w:t>Material</w:t>
+      </w:r>
+      <w:proofErr w:type="spellEnd"/>
+      <w:r>
+        <w:rPr>
+          <w:rFonts w:ascii="Times New Roman" w:eastAsia="Times New Roman" w:hAnsi="Times New Roman" w:cs="Times New Roman"/>
+          <w:color w:val="0F1115"/>
+          <w:sz w:val="28"/>
+          <w:szCs w:val="28"/>
+        </w:rPr>
+        <w:t xml:space="preserve"> Design).</w:t>
       </w:r>
     </w:p>
     <w:p>
@@ -3125,7 +3225,7 @@
       <w:pPr>
         <w:shd w:val="clear" w:color="auto" w:fill="FFFFFF" w:themeFill="background1"/>
         <w:spacing w:after="0" w:line="360" w:lineRule="auto"/>
-        <w:ind w:firstLine="851"/>
+        <w:ind w:firstLine="709"/>
         <w:jc w:val="both"/>
         <w:rPr>
           <w:rFonts w:ascii="Times New Roman" w:eastAsia="Times New Roman" w:hAnsi="Times New Roman" w:cs="Times New Roman"/>
@@ -3164,7 +3264,8 @@
     </w:p>
     <w:p>
       <w:pPr>
-        <w:ind w:left="709"/>
+        <w:spacing w:after="0" w:line="360" w:lineRule="auto"/>
+        <w:ind w:firstLine="709"/>
       </w:pPr>
       <w:r>
         <w:br w:type="page"/>
@@ -3173,8 +3274,8 @@
     <w:p>
       <w:pPr>
         <w:shd w:val="clear" w:color="auto" w:fill="FFFFFF" w:themeFill="background1"/>
-        <w:spacing w:before="240" w:after="240" w:line="360" w:lineRule="auto"/>
-        <w:ind w:left="709"/>
+        <w:spacing w:after="0" w:line="360" w:lineRule="auto"/>
+        <w:ind w:firstLine="709"/>
         <w:jc w:val="center"/>
         <w:rPr>
           <w:rFonts w:ascii="Times New Roman" w:eastAsia="Times New Roman" w:hAnsi="Times New Roman" w:cs="Times New Roman"/>
@@ -3201,8 +3302,8 @@
     <w:p>
       <w:pPr>
         <w:shd w:val="clear" w:color="auto" w:fill="FFFFFF" w:themeFill="background1"/>
-        <w:spacing w:before="240" w:after="240" w:line="360" w:lineRule="auto"/>
-        <w:ind w:left="709"/>
+        <w:spacing w:after="0" w:line="360" w:lineRule="auto"/>
+        <w:ind w:firstLine="709"/>
         <w:jc w:val="both"/>
         <w:rPr>
           <w:rFonts w:ascii="Times New Roman" w:eastAsia="Times New Roman" w:hAnsi="Times New Roman" w:cs="Times New Roman"/>
@@ -3239,8 +3340,8 @@
     <w:p>
       <w:pPr>
         <w:shd w:val="clear" w:color="auto" w:fill="FFFFFF" w:themeFill="background1"/>
-        <w:spacing w:before="240" w:after="240" w:line="360" w:lineRule="auto"/>
-        <w:ind w:firstLine="851"/>
+        <w:spacing w:after="0" w:line="360" w:lineRule="auto"/>
+        <w:ind w:firstLine="709"/>
         <w:jc w:val="both"/>
         <w:rPr>
           <w:rFonts w:ascii="Times New Roman" w:eastAsia="Times New Roman" w:hAnsi="Times New Roman" w:cs="Times New Roman"/>
@@ -3267,7 +3368,8 @@
           <w:numId w:val="32"/>
         </w:numPr>
         <w:shd w:val="clear" w:color="auto" w:fill="FFFFFF" w:themeFill="background1"/>
-        <w:spacing w:before="240" w:after="240" w:line="360" w:lineRule="auto"/>
+        <w:spacing w:after="0" w:line="360" w:lineRule="auto"/>
+        <w:ind w:left="0" w:firstLine="709"/>
         <w:jc w:val="both"/>
         <w:rPr>
           <w:rFonts w:ascii="Times New Roman" w:eastAsia="Times New Roman" w:hAnsi="Times New Roman" w:cs="Times New Roman"/>
@@ -3294,7 +3396,8 @@
           <w:numId w:val="32"/>
         </w:numPr>
         <w:shd w:val="clear" w:color="auto" w:fill="FFFFFF" w:themeFill="background1"/>
-        <w:spacing w:before="240" w:after="240" w:line="360" w:lineRule="auto"/>
+        <w:spacing w:after="0" w:line="360" w:lineRule="auto"/>
+        <w:ind w:left="0" w:firstLine="709"/>
         <w:jc w:val="both"/>
         <w:rPr>
           <w:rFonts w:ascii="Times New Roman" w:eastAsia="Times New Roman" w:hAnsi="Times New Roman" w:cs="Times New Roman"/>
@@ -3321,7 +3424,8 @@
           <w:numId w:val="32"/>
         </w:numPr>
         <w:shd w:val="clear" w:color="auto" w:fill="FFFFFF" w:themeFill="background1"/>
-        <w:spacing w:before="240" w:after="240" w:line="360" w:lineRule="auto"/>
+        <w:spacing w:after="0" w:line="360" w:lineRule="auto"/>
+        <w:ind w:left="0" w:firstLine="709"/>
         <w:jc w:val="both"/>
         <w:rPr>
           <w:rFonts w:ascii="Times New Roman" w:eastAsia="Times New Roman" w:hAnsi="Times New Roman" w:cs="Times New Roman"/>
@@ -3348,7 +3452,8 @@
           <w:numId w:val="32"/>
         </w:numPr>
         <w:shd w:val="clear" w:color="auto" w:fill="FFFFFF" w:themeFill="background1"/>
-        <w:spacing w:before="240" w:after="240" w:line="360" w:lineRule="auto"/>
+        <w:spacing w:after="0" w:line="360" w:lineRule="auto"/>
+        <w:ind w:left="0" w:firstLine="709"/>
         <w:jc w:val="both"/>
         <w:rPr>
           <w:rFonts w:ascii="Times New Roman" w:eastAsia="Times New Roman" w:hAnsi="Times New Roman" w:cs="Times New Roman"/>
@@ -3370,8 +3475,8 @@
     <w:p>
       <w:pPr>
         <w:shd w:val="clear" w:color="auto" w:fill="FFFFFF" w:themeFill="background1"/>
-        <w:spacing w:before="240" w:after="240" w:line="360" w:lineRule="auto"/>
-        <w:ind w:firstLine="851"/>
+        <w:spacing w:after="0" w:line="360" w:lineRule="auto"/>
+        <w:ind w:firstLine="709"/>
         <w:jc w:val="both"/>
         <w:rPr>
           <w:rFonts w:ascii="Times New Roman" w:eastAsia="Times New Roman" w:hAnsi="Times New Roman" w:cs="Times New Roman"/>
@@ -3393,8 +3498,8 @@
     <w:p>
       <w:pPr>
         <w:shd w:val="clear" w:color="auto" w:fill="FFFFFF" w:themeFill="background1"/>
-        <w:spacing w:before="240" w:after="240" w:line="360" w:lineRule="auto"/>
-        <w:ind w:left="709"/>
+        <w:spacing w:after="0" w:line="360" w:lineRule="auto"/>
+        <w:ind w:firstLine="709"/>
         <w:jc w:val="both"/>
         <w:rPr>
           <w:rFonts w:ascii="Times New Roman" w:eastAsia="Times New Roman" w:hAnsi="Times New Roman" w:cs="Times New Roman"/>
@@ -3431,32 +3536,31 @@
     <w:p>
       <w:pPr>
         <w:shd w:val="clear" w:color="auto" w:fill="FFFFFF" w:themeFill="background1"/>
-        <w:spacing w:before="240" w:after="240" w:line="360" w:lineRule="auto"/>
-        <w:ind w:firstLine="851"/>
-        <w:jc w:val="both"/>
-        <w:rPr>
-          <w:rFonts w:ascii="Times New Roman" w:eastAsia="Times New Roman" w:hAnsi="Times New Roman" w:cs="Times New Roman"/>
-          <w:color w:val="0F1115"/>
-          <w:sz w:val="28"/>
-          <w:szCs w:val="28"/>
-        </w:rPr>
-      </w:pPr>
-      <w:r>
-        <w:rPr>
-          <w:rFonts w:ascii="Times New Roman" w:eastAsia="Times New Roman" w:hAnsi="Times New Roman" w:cs="Times New Roman"/>
-          <w:color w:val="0F1115"/>
-          <w:sz w:val="28"/>
-          <w:szCs w:val="28"/>
-        </w:rPr>
-        <w:lastRenderedPageBreak/>
+        <w:spacing w:after="0" w:line="360" w:lineRule="auto"/>
+        <w:ind w:firstLine="709"/>
+        <w:jc w:val="both"/>
+        <w:rPr>
+          <w:rFonts w:ascii="Times New Roman" w:eastAsia="Times New Roman" w:hAnsi="Times New Roman" w:cs="Times New Roman"/>
+          <w:color w:val="0F1115"/>
+          <w:sz w:val="28"/>
+          <w:szCs w:val="28"/>
+        </w:rPr>
+      </w:pPr>
+      <w:r>
+        <w:rPr>
+          <w:rFonts w:ascii="Times New Roman" w:eastAsia="Times New Roman" w:hAnsi="Times New Roman" w:cs="Times New Roman"/>
+          <w:color w:val="0F1115"/>
+          <w:sz w:val="28"/>
+          <w:szCs w:val="28"/>
+        </w:rPr>
         <w:t>Функциональные требования определяют набор действий, которые должно поддерживать приложение.</w:t>
       </w:r>
     </w:p>
     <w:p>
       <w:pPr>
         <w:shd w:val="clear" w:color="auto" w:fill="FFFFFF" w:themeFill="background1"/>
-        <w:spacing w:before="240" w:after="240" w:line="360" w:lineRule="auto"/>
-        <w:ind w:left="709"/>
+        <w:spacing w:after="0" w:line="360" w:lineRule="auto"/>
+        <w:ind w:firstLine="709"/>
         <w:jc w:val="both"/>
         <w:rPr>
           <w:rFonts w:ascii="Times New Roman" w:eastAsia="Times New Roman" w:hAnsi="Times New Roman" w:cs="Times New Roman"/>
@@ -3493,23 +3597,24 @@
     <w:p>
       <w:pPr>
         <w:shd w:val="clear" w:color="auto" w:fill="FFFFFF" w:themeFill="background1"/>
-        <w:spacing w:before="240" w:after="240" w:line="360" w:lineRule="auto"/>
-        <w:ind w:left="709" w:firstLine="371"/>
-        <w:jc w:val="both"/>
-        <w:rPr>
-          <w:rFonts w:ascii="Times New Roman" w:eastAsia="Times New Roman" w:hAnsi="Times New Roman" w:cs="Times New Roman"/>
-          <w:color w:val="0F1115"/>
-          <w:sz w:val="28"/>
-          <w:szCs w:val="28"/>
-        </w:rPr>
-      </w:pPr>
-      <w:r>
-        <w:rPr>
-          <w:rFonts w:ascii="Times New Roman" w:eastAsia="Times New Roman" w:hAnsi="Times New Roman" w:cs="Times New Roman"/>
-          <w:color w:val="0F1115"/>
-          <w:sz w:val="28"/>
-          <w:szCs w:val="28"/>
-        </w:rPr>
+        <w:spacing w:after="0" w:line="360" w:lineRule="auto"/>
+        <w:ind w:firstLine="709"/>
+        <w:jc w:val="both"/>
+        <w:rPr>
+          <w:rFonts w:ascii="Times New Roman" w:eastAsia="Times New Roman" w:hAnsi="Times New Roman" w:cs="Times New Roman"/>
+          <w:color w:val="0F1115"/>
+          <w:sz w:val="28"/>
+          <w:szCs w:val="28"/>
+        </w:rPr>
+      </w:pPr>
+      <w:r>
+        <w:rPr>
+          <w:rFonts w:ascii="Times New Roman" w:eastAsia="Times New Roman" w:hAnsi="Times New Roman" w:cs="Times New Roman"/>
+          <w:color w:val="0F1115"/>
+          <w:sz w:val="28"/>
+          <w:szCs w:val="28"/>
+        </w:rPr>
+        <w:lastRenderedPageBreak/>
         <w:t>Этот модуль является центральным в приложении. Он должен обеспечивать:</w:t>
       </w:r>
     </w:p>
@@ -3521,7 +3626,8 @@
           <w:numId w:val="19"/>
         </w:numPr>
         <w:shd w:val="clear" w:color="auto" w:fill="FFFFFF" w:themeFill="background1"/>
-        <w:spacing w:before="240" w:after="240" w:line="360" w:lineRule="auto"/>
+        <w:spacing w:after="0" w:line="360" w:lineRule="auto"/>
+        <w:ind w:left="0" w:firstLine="709"/>
         <w:jc w:val="both"/>
         <w:rPr>
           <w:rFonts w:ascii="Times New Roman" w:eastAsia="Times New Roman" w:hAnsi="Times New Roman" w:cs="Times New Roman"/>
@@ -3548,7 +3654,8 @@
           <w:numId w:val="19"/>
         </w:numPr>
         <w:shd w:val="clear" w:color="auto" w:fill="FFFFFF" w:themeFill="background1"/>
-        <w:spacing w:before="240" w:after="240" w:line="360" w:lineRule="auto"/>
+        <w:spacing w:after="0" w:line="360" w:lineRule="auto"/>
+        <w:ind w:left="0" w:firstLine="709"/>
         <w:jc w:val="both"/>
         <w:rPr>
           <w:rFonts w:ascii="Times New Roman" w:eastAsia="Times New Roman" w:hAnsi="Times New Roman" w:cs="Times New Roman"/>
@@ -3575,7 +3682,8 @@
           <w:numId w:val="19"/>
         </w:numPr>
         <w:shd w:val="clear" w:color="auto" w:fill="FFFFFF" w:themeFill="background1"/>
-        <w:spacing w:before="240" w:after="240" w:line="360" w:lineRule="auto"/>
+        <w:spacing w:after="0" w:line="360" w:lineRule="auto"/>
+        <w:ind w:left="0" w:firstLine="709"/>
         <w:jc w:val="both"/>
         <w:rPr>
           <w:rFonts w:ascii="Times New Roman" w:eastAsia="Times New Roman" w:hAnsi="Times New Roman" w:cs="Times New Roman"/>
@@ -3602,7 +3710,8 @@
           <w:numId w:val="19"/>
         </w:numPr>
         <w:shd w:val="clear" w:color="auto" w:fill="FFFFFF" w:themeFill="background1"/>
-        <w:spacing w:before="240" w:after="240" w:line="360" w:lineRule="auto"/>
+        <w:spacing w:after="0" w:line="360" w:lineRule="auto"/>
+        <w:ind w:left="0" w:firstLine="709"/>
         <w:jc w:val="both"/>
         <w:rPr>
           <w:rFonts w:ascii="Times New Roman" w:eastAsia="Times New Roman" w:hAnsi="Times New Roman" w:cs="Times New Roman"/>
@@ -3629,7 +3738,8 @@
           <w:numId w:val="19"/>
         </w:numPr>
         <w:shd w:val="clear" w:color="auto" w:fill="FFFFFF" w:themeFill="background1"/>
-        <w:spacing w:before="240" w:after="240" w:line="360" w:lineRule="auto"/>
+        <w:spacing w:after="0" w:line="360" w:lineRule="auto"/>
+        <w:ind w:left="0" w:firstLine="709"/>
         <w:jc w:val="both"/>
         <w:rPr>
           <w:rFonts w:ascii="Times New Roman" w:eastAsia="Times New Roman" w:hAnsi="Times New Roman" w:cs="Times New Roman"/>
@@ -3656,7 +3766,8 @@
           <w:numId w:val="19"/>
         </w:numPr>
         <w:shd w:val="clear" w:color="auto" w:fill="FFFFFF" w:themeFill="background1"/>
-        <w:spacing w:before="240" w:after="240" w:line="360" w:lineRule="auto"/>
+        <w:spacing w:after="0" w:line="360" w:lineRule="auto"/>
+        <w:ind w:left="0" w:firstLine="709"/>
         <w:jc w:val="both"/>
         <w:rPr>
           <w:rFonts w:ascii="Times New Roman" w:eastAsia="Times New Roman" w:hAnsi="Times New Roman" w:cs="Times New Roman"/>
@@ -3678,8 +3789,8 @@
     <w:p>
       <w:pPr>
         <w:shd w:val="clear" w:color="auto" w:fill="FFFFFF" w:themeFill="background1"/>
-        <w:spacing w:before="240" w:after="240" w:line="360" w:lineRule="auto"/>
-        <w:ind w:left="709"/>
+        <w:spacing w:after="0" w:line="360" w:lineRule="auto"/>
+        <w:ind w:firstLine="709"/>
         <w:jc w:val="both"/>
         <w:rPr>
           <w:rFonts w:ascii="Times New Roman" w:eastAsia="Times New Roman" w:hAnsi="Times New Roman" w:cs="Times New Roman"/>
@@ -3716,8 +3827,8 @@
     <w:p>
       <w:pPr>
         <w:shd w:val="clear" w:color="auto" w:fill="FFFFFF" w:themeFill="background1"/>
-        <w:spacing w:before="240" w:after="240" w:line="360" w:lineRule="auto"/>
-        <w:ind w:firstLine="851"/>
+        <w:spacing w:after="0" w:line="360" w:lineRule="auto"/>
+        <w:ind w:firstLine="709"/>
         <w:jc w:val="both"/>
         <w:rPr>
           <w:rFonts w:ascii="Times New Roman" w:eastAsia="Times New Roman" w:hAnsi="Times New Roman" w:cs="Times New Roman"/>
@@ -3744,7 +3855,8 @@
           <w:numId w:val="28"/>
         </w:numPr>
         <w:shd w:val="clear" w:color="auto" w:fill="FFFFFF" w:themeFill="background1"/>
-        <w:spacing w:before="240" w:after="240" w:line="360" w:lineRule="auto"/>
+        <w:spacing w:after="0" w:line="360" w:lineRule="auto"/>
+        <w:ind w:left="0" w:firstLine="709"/>
         <w:jc w:val="both"/>
         <w:rPr>
           <w:rFonts w:ascii="Times New Roman" w:eastAsia="Times New Roman" w:hAnsi="Times New Roman" w:cs="Times New Roman"/>
@@ -3771,7 +3883,8 @@
           <w:numId w:val="28"/>
         </w:numPr>
         <w:shd w:val="clear" w:color="auto" w:fill="FFFFFF" w:themeFill="background1"/>
-        <w:spacing w:before="240" w:after="240" w:line="360" w:lineRule="auto"/>
+        <w:spacing w:after="0" w:line="360" w:lineRule="auto"/>
+        <w:ind w:left="0" w:firstLine="709"/>
         <w:jc w:val="both"/>
         <w:rPr>
           <w:rFonts w:ascii="Times New Roman" w:eastAsia="Times New Roman" w:hAnsi="Times New Roman" w:cs="Times New Roman"/>
@@ -3798,7 +3911,8 @@
           <w:numId w:val="28"/>
         </w:numPr>
         <w:shd w:val="clear" w:color="auto" w:fill="FFFFFF" w:themeFill="background1"/>
-        <w:spacing w:before="240" w:after="240" w:line="360" w:lineRule="auto"/>
+        <w:spacing w:after="0" w:line="360" w:lineRule="auto"/>
+        <w:ind w:left="0" w:firstLine="709"/>
         <w:jc w:val="both"/>
         <w:rPr>
           <w:rFonts w:ascii="Times New Roman" w:eastAsia="Times New Roman" w:hAnsi="Times New Roman" w:cs="Times New Roman"/>
@@ -3825,7 +3939,8 @@
           <w:numId w:val="28"/>
         </w:numPr>
         <w:shd w:val="clear" w:color="auto" w:fill="FFFFFF" w:themeFill="background1"/>
-        <w:spacing w:before="240" w:after="240" w:line="360" w:lineRule="auto"/>
+        <w:spacing w:after="0" w:line="360" w:lineRule="auto"/>
+        <w:ind w:left="0" w:firstLine="709"/>
         <w:jc w:val="both"/>
         <w:rPr>
           <w:rFonts w:ascii="Times New Roman" w:eastAsia="Times New Roman" w:hAnsi="Times New Roman" w:cs="Times New Roman"/>
@@ -3847,8 +3962,8 @@
     <w:p>
       <w:pPr>
         <w:shd w:val="clear" w:color="auto" w:fill="FFFFFF" w:themeFill="background1"/>
-        <w:spacing w:before="240" w:after="240" w:line="360" w:lineRule="auto"/>
-        <w:ind w:left="709"/>
+        <w:spacing w:after="0" w:line="360" w:lineRule="auto"/>
+        <w:ind w:firstLine="709"/>
         <w:jc w:val="both"/>
         <w:rPr>
           <w:rFonts w:ascii="Times New Roman" w:eastAsia="Times New Roman" w:hAnsi="Times New Roman" w:cs="Times New Roman"/>
@@ -3885,8 +4000,8 @@
     <w:p>
       <w:pPr>
         <w:shd w:val="clear" w:color="auto" w:fill="FFFFFF" w:themeFill="background1"/>
-        <w:spacing w:before="240" w:after="240" w:line="360" w:lineRule="auto"/>
-        <w:ind w:firstLine="851"/>
+        <w:spacing w:after="0" w:line="360" w:lineRule="auto"/>
+        <w:ind w:firstLine="709"/>
         <w:jc w:val="both"/>
         <w:rPr>
           <w:rFonts w:ascii="Times New Roman" w:eastAsia="Times New Roman" w:hAnsi="Times New Roman" w:cs="Times New Roman"/>
@@ -3908,24 +4023,23 @@
     <w:p>
       <w:pPr>
         <w:shd w:val="clear" w:color="auto" w:fill="FFFFFF" w:themeFill="background1"/>
-        <w:spacing w:before="240" w:after="240" w:line="360" w:lineRule="auto"/>
-        <w:ind w:left="709"/>
-        <w:jc w:val="both"/>
-        <w:rPr>
-          <w:rFonts w:ascii="Times New Roman" w:eastAsia="Times New Roman" w:hAnsi="Times New Roman" w:cs="Times New Roman"/>
-          <w:color w:val="0F1115"/>
-          <w:sz w:val="28"/>
-          <w:szCs w:val="28"/>
-        </w:rPr>
-      </w:pPr>
-      <w:r>
-        <w:rPr>
-          <w:rFonts w:ascii="Times New Roman" w:eastAsia="Times New Roman" w:hAnsi="Times New Roman" w:cs="Times New Roman"/>
-          <w:color w:val="0F1115"/>
-          <w:sz w:val="28"/>
-          <w:szCs w:val="28"/>
-        </w:rPr>
-        <w:lastRenderedPageBreak/>
+        <w:spacing w:after="0" w:line="360" w:lineRule="auto"/>
+        <w:ind w:firstLine="709"/>
+        <w:jc w:val="both"/>
+        <w:rPr>
+          <w:rFonts w:ascii="Times New Roman" w:eastAsia="Times New Roman" w:hAnsi="Times New Roman" w:cs="Times New Roman"/>
+          <w:color w:val="0F1115"/>
+          <w:sz w:val="28"/>
+          <w:szCs w:val="28"/>
+        </w:rPr>
+      </w:pPr>
+      <w:r>
+        <w:rPr>
+          <w:rFonts w:ascii="Times New Roman" w:eastAsia="Times New Roman" w:hAnsi="Times New Roman" w:cs="Times New Roman"/>
+          <w:color w:val="0F1115"/>
+          <w:sz w:val="28"/>
+          <w:szCs w:val="28"/>
+        </w:rPr>
         <w:t>Отображение списка всех установленных напоминаний.</w:t>
       </w:r>
     </w:p>
@@ -3937,7 +4051,8 @@
           <w:numId w:val="33"/>
         </w:numPr>
         <w:shd w:val="clear" w:color="auto" w:fill="FFFFFF" w:themeFill="background1"/>
-        <w:spacing w:before="240" w:after="240" w:line="360" w:lineRule="auto"/>
+        <w:spacing w:after="0" w:line="360" w:lineRule="auto"/>
+        <w:ind w:left="0" w:firstLine="709"/>
         <w:jc w:val="both"/>
         <w:rPr>
           <w:rFonts w:ascii="Times New Roman" w:eastAsia="Times New Roman" w:hAnsi="Times New Roman" w:cs="Times New Roman"/>
@@ -3964,7 +4079,8 @@
           <w:numId w:val="33"/>
         </w:numPr>
         <w:shd w:val="clear" w:color="auto" w:fill="FFFFFF" w:themeFill="background1"/>
-        <w:spacing w:before="240" w:after="240" w:line="360" w:lineRule="auto"/>
+        <w:spacing w:after="0" w:line="360" w:lineRule="auto"/>
+        <w:ind w:left="0" w:firstLine="709"/>
         <w:jc w:val="both"/>
         <w:rPr>
           <w:rFonts w:ascii="Times New Roman" w:eastAsia="Times New Roman" w:hAnsi="Times New Roman" w:cs="Times New Roman"/>
@@ -3991,7 +4107,8 @@
           <w:numId w:val="33"/>
         </w:numPr>
         <w:shd w:val="clear" w:color="auto" w:fill="FFFFFF" w:themeFill="background1"/>
-        <w:spacing w:before="240" w:after="240" w:line="360" w:lineRule="auto"/>
+        <w:spacing w:after="0" w:line="360" w:lineRule="auto"/>
+        <w:ind w:left="0" w:firstLine="709"/>
         <w:jc w:val="both"/>
         <w:rPr>
           <w:rFonts w:ascii="Times New Roman" w:eastAsia="Times New Roman" w:hAnsi="Times New Roman" w:cs="Times New Roman"/>
@@ -4013,8 +4130,8 @@
     <w:p>
       <w:pPr>
         <w:shd w:val="clear" w:color="auto" w:fill="FFFFFF" w:themeFill="background1"/>
-        <w:spacing w:before="240" w:after="240" w:line="360" w:lineRule="auto"/>
-        <w:ind w:left="709"/>
+        <w:spacing w:after="0" w:line="360" w:lineRule="auto"/>
+        <w:ind w:firstLine="709"/>
         <w:jc w:val="both"/>
         <w:rPr>
           <w:rFonts w:ascii="Times New Roman" w:eastAsia="Times New Roman" w:hAnsi="Times New Roman" w:cs="Times New Roman"/>
@@ -4056,23 +4173,64 @@
           <w:numId w:val="34"/>
         </w:numPr>
         <w:shd w:val="clear" w:color="auto" w:fill="FFFFFF" w:themeFill="background1"/>
-        <w:spacing w:before="240" w:after="240" w:line="360" w:lineRule="auto"/>
-        <w:jc w:val="both"/>
-        <w:rPr>
-          <w:rFonts w:ascii="Times New Roman" w:eastAsia="Times New Roman" w:hAnsi="Times New Roman" w:cs="Times New Roman"/>
-          <w:color w:val="0F1115"/>
-          <w:sz w:val="28"/>
-          <w:szCs w:val="28"/>
-        </w:rPr>
-      </w:pPr>
-      <w:r>
-        <w:rPr>
-          <w:rFonts w:ascii="Times New Roman" w:eastAsia="Times New Roman" w:hAnsi="Times New Roman" w:cs="Times New Roman"/>
-          <w:color w:val="0F1115"/>
-          <w:sz w:val="28"/>
-          <w:szCs w:val="28"/>
-        </w:rPr>
-        <w:t>Поддержка минимальной версии Android: API 24 (Android 7.0).</w:t>
+        <w:spacing w:after="0" w:line="360" w:lineRule="auto"/>
+        <w:ind w:left="0" w:firstLine="709"/>
+        <w:jc w:val="both"/>
+        <w:rPr>
+          <w:rFonts w:ascii="Times New Roman" w:eastAsia="Times New Roman" w:hAnsi="Times New Roman" w:cs="Times New Roman"/>
+          <w:color w:val="0F1115"/>
+          <w:sz w:val="28"/>
+          <w:szCs w:val="28"/>
+        </w:rPr>
+      </w:pPr>
+      <w:r>
+        <w:rPr>
+          <w:rFonts w:ascii="Times New Roman" w:eastAsia="Times New Roman" w:hAnsi="Times New Roman" w:cs="Times New Roman"/>
+          <w:color w:val="0F1115"/>
+          <w:sz w:val="28"/>
+          <w:szCs w:val="28"/>
+        </w:rPr>
+        <w:t xml:space="preserve">Поддержка минимальной версии </w:t>
+      </w:r>
+      <w:proofErr w:type="spellStart"/>
+      <w:r>
+        <w:rPr>
+          <w:rFonts w:ascii="Times New Roman" w:eastAsia="Times New Roman" w:hAnsi="Times New Roman" w:cs="Times New Roman"/>
+          <w:color w:val="0F1115"/>
+          <w:sz w:val="28"/>
+          <w:szCs w:val="28"/>
+        </w:rPr>
+        <w:t>Android</w:t>
+      </w:r>
+      <w:proofErr w:type="spellEnd"/>
+      <w:r>
+        <w:rPr>
+          <w:rFonts w:ascii="Times New Roman" w:eastAsia="Times New Roman" w:hAnsi="Times New Roman" w:cs="Times New Roman"/>
+          <w:color w:val="0F1115"/>
+          <w:sz w:val="28"/>
+          <w:szCs w:val="28"/>
+        </w:rPr>
+        <w:t>: API 24 (</w:t>
+      </w:r>
+      <w:proofErr w:type="spellStart"/>
+      <w:r>
+        <w:rPr>
+          <w:rFonts w:ascii="Times New Roman" w:eastAsia="Times New Roman" w:hAnsi="Times New Roman" w:cs="Times New Roman"/>
+          <w:color w:val="0F1115"/>
+          <w:sz w:val="28"/>
+          <w:szCs w:val="28"/>
+        </w:rPr>
+        <w:t>Android</w:t>
+      </w:r>
+      <w:proofErr w:type="spellEnd"/>
+      <w:r>
+        <w:rPr>
+          <w:rFonts w:ascii="Times New Roman" w:eastAsia="Times New Roman" w:hAnsi="Times New Roman" w:cs="Times New Roman"/>
+          <w:color w:val="0F1115"/>
+          <w:sz w:val="28"/>
+          <w:szCs w:val="28"/>
+        </w:rPr>
+        <w:t xml:space="preserve"> 7.0).</w:t>
       </w:r>
     </w:p>
     <w:p>
@@ -4083,7 +4241,8 @@
           <w:numId w:val="34"/>
         </w:numPr>
         <w:shd w:val="clear" w:color="auto" w:fill="FFFFFF" w:themeFill="background1"/>
-        <w:spacing w:before="240" w:after="240" w:line="360" w:lineRule="auto"/>
+        <w:spacing w:after="0" w:line="360" w:lineRule="auto"/>
+        <w:ind w:left="0" w:firstLine="709"/>
         <w:jc w:val="both"/>
         <w:rPr>
           <w:rFonts w:ascii="Times New Roman" w:eastAsia="Times New Roman" w:hAnsi="Times New Roman" w:cs="Times New Roman"/>
@@ -4110,22 +4269,24 @@
           <w:numId w:val="34"/>
         </w:numPr>
         <w:shd w:val="clear" w:color="auto" w:fill="FFFFFF" w:themeFill="background1"/>
-        <w:spacing w:before="240" w:after="240" w:line="360" w:lineRule="auto"/>
-        <w:jc w:val="both"/>
-        <w:rPr>
-          <w:rFonts w:ascii="Times New Roman" w:eastAsia="Times New Roman" w:hAnsi="Times New Roman" w:cs="Times New Roman"/>
-          <w:color w:val="0F1115"/>
-          <w:sz w:val="28"/>
-          <w:szCs w:val="28"/>
-        </w:rPr>
-      </w:pPr>
-      <w:r>
-        <w:rPr>
-          <w:rFonts w:ascii="Times New Roman" w:eastAsia="Times New Roman" w:hAnsi="Times New Roman" w:cs="Times New Roman"/>
-          <w:color w:val="0F1115"/>
-          <w:sz w:val="28"/>
-          <w:szCs w:val="28"/>
-        </w:rPr>
+        <w:spacing w:after="0" w:line="360" w:lineRule="auto"/>
+        <w:ind w:left="0" w:firstLine="709"/>
+        <w:jc w:val="both"/>
+        <w:rPr>
+          <w:rFonts w:ascii="Times New Roman" w:eastAsia="Times New Roman" w:hAnsi="Times New Roman" w:cs="Times New Roman"/>
+          <w:color w:val="0F1115"/>
+          <w:sz w:val="28"/>
+          <w:szCs w:val="28"/>
+        </w:rPr>
+      </w:pPr>
+      <w:r>
+        <w:rPr>
+          <w:rFonts w:ascii="Times New Roman" w:eastAsia="Times New Roman" w:hAnsi="Times New Roman" w:cs="Times New Roman"/>
+          <w:color w:val="0F1115"/>
+          <w:sz w:val="28"/>
+          <w:szCs w:val="28"/>
+        </w:rPr>
+        <w:lastRenderedPageBreak/>
         <w:t>Наличие сенсорного экрана.</w:t>
       </w:r>
     </w:p>
@@ -4137,7 +4298,8 @@
           <w:numId w:val="34"/>
         </w:numPr>
         <w:shd w:val="clear" w:color="auto" w:fill="FFFFFF" w:themeFill="background1"/>
-        <w:spacing w:before="240" w:after="240" w:line="360" w:lineRule="auto"/>
+        <w:spacing w:after="0" w:line="360" w:lineRule="auto"/>
+        <w:ind w:left="0" w:firstLine="709"/>
         <w:jc w:val="both"/>
         <w:rPr>
           <w:rFonts w:ascii="Times New Roman" w:eastAsia="Times New Roman" w:hAnsi="Times New Roman" w:cs="Times New Roman"/>
@@ -4164,7 +4326,8 @@
           <w:numId w:val="34"/>
         </w:numPr>
         <w:shd w:val="clear" w:color="auto" w:fill="FFFFFF" w:themeFill="background1"/>
-        <w:spacing w:before="240" w:after="240" w:line="360" w:lineRule="auto"/>
+        <w:spacing w:after="0" w:line="360" w:lineRule="auto"/>
+        <w:ind w:left="0" w:firstLine="709"/>
         <w:jc w:val="both"/>
         <w:rPr>
           <w:rFonts w:ascii="Times New Roman" w:eastAsia="Times New Roman" w:hAnsi="Times New Roman" w:cs="Times New Roman"/>
@@ -4191,7 +4354,8 @@
           <w:numId w:val="34"/>
         </w:numPr>
         <w:shd w:val="clear" w:color="auto" w:fill="FFFFFF" w:themeFill="background1"/>
-        <w:spacing w:before="240" w:after="240" w:line="360" w:lineRule="auto"/>
+        <w:spacing w:after="0" w:line="360" w:lineRule="auto"/>
+        <w:ind w:left="0" w:firstLine="709"/>
         <w:jc w:val="both"/>
         <w:rPr>
           <w:rFonts w:ascii="Times New Roman" w:eastAsia="Times New Roman" w:hAnsi="Times New Roman" w:cs="Times New Roman"/>
@@ -4213,8 +4377,8 @@
     <w:p>
       <w:pPr>
         <w:shd w:val="clear" w:color="auto" w:fill="FFFFFF" w:themeFill="background1"/>
-        <w:spacing w:before="240" w:after="240" w:line="360" w:lineRule="auto"/>
-        <w:ind w:left="709"/>
+        <w:spacing w:after="0" w:line="360" w:lineRule="auto"/>
+        <w:ind w:firstLine="709"/>
         <w:jc w:val="both"/>
         <w:rPr>
           <w:rFonts w:ascii="Times New Roman" w:eastAsia="Times New Roman" w:hAnsi="Times New Roman" w:cs="Times New Roman"/>
@@ -4262,8 +4426,8 @@
     <w:p>
       <w:pPr>
         <w:shd w:val="clear" w:color="auto" w:fill="FFFFFF" w:themeFill="background1"/>
-        <w:spacing w:before="240" w:after="240" w:line="360" w:lineRule="auto"/>
-        <w:ind w:firstLine="851"/>
+        <w:spacing w:after="0" w:line="360" w:lineRule="auto"/>
+        <w:ind w:firstLine="709"/>
         <w:jc w:val="both"/>
         <w:rPr>
           <w:rFonts w:ascii="Times New Roman" w:eastAsia="Times New Roman" w:hAnsi="Times New Roman" w:cs="Times New Roman"/>
@@ -4290,23 +4454,44 @@
           <w:numId w:val="35"/>
         </w:numPr>
         <w:shd w:val="clear" w:color="auto" w:fill="FFFFFF" w:themeFill="background1"/>
-        <w:spacing w:before="240" w:after="240" w:line="360" w:lineRule="auto"/>
-        <w:jc w:val="both"/>
-        <w:rPr>
-          <w:rFonts w:ascii="Times New Roman" w:eastAsia="Times New Roman" w:hAnsi="Times New Roman" w:cs="Times New Roman"/>
-          <w:color w:val="0F1115"/>
-          <w:sz w:val="28"/>
-          <w:szCs w:val="28"/>
-        </w:rPr>
-      </w:pPr>
-      <w:r>
-        <w:rPr>
-          <w:rFonts w:ascii="Times New Roman" w:eastAsia="Times New Roman" w:hAnsi="Times New Roman" w:cs="Times New Roman"/>
-          <w:color w:val="0F1115"/>
-          <w:sz w:val="28"/>
-          <w:szCs w:val="28"/>
-        </w:rPr>
-        <w:t>Производительность и отзывчивость: операции создания, редактирования, поиска и фильтрации задач должны выполняться без задержек (не более 0,5 секунды на устройстве средней производительности). Интерфейс не должен «зависать» при выполнении фоновых операций (использование корутин).</w:t>
+        <w:spacing w:after="0" w:line="360" w:lineRule="auto"/>
+        <w:ind w:left="0" w:firstLine="709"/>
+        <w:jc w:val="both"/>
+        <w:rPr>
+          <w:rFonts w:ascii="Times New Roman" w:eastAsia="Times New Roman" w:hAnsi="Times New Roman" w:cs="Times New Roman"/>
+          <w:color w:val="0F1115"/>
+          <w:sz w:val="28"/>
+          <w:szCs w:val="28"/>
+        </w:rPr>
+      </w:pPr>
+      <w:r>
+        <w:rPr>
+          <w:rFonts w:ascii="Times New Roman" w:eastAsia="Times New Roman" w:hAnsi="Times New Roman" w:cs="Times New Roman"/>
+          <w:color w:val="0F1115"/>
+          <w:sz w:val="28"/>
+          <w:szCs w:val="28"/>
+        </w:rPr>
+        <w:t xml:space="preserve">Производительность и отзывчивость: операции создания, редактирования, поиска и фильтрации задач должны выполняться без задержек (не более 0,5 секунды на устройстве средней производительности). Интерфейс не должен «зависать» при выполнении фоновых операций (использование </w:t>
+      </w:r>
+      <w:proofErr w:type="spellStart"/>
+      <w:r>
+        <w:rPr>
+          <w:rFonts w:ascii="Times New Roman" w:eastAsia="Times New Roman" w:hAnsi="Times New Roman" w:cs="Times New Roman"/>
+          <w:color w:val="0F1115"/>
+          <w:sz w:val="28"/>
+          <w:szCs w:val="28"/>
+        </w:rPr>
+        <w:t>корутин</w:t>
+      </w:r>
+      <w:proofErr w:type="spellEnd"/>
+      <w:r>
+        <w:rPr>
+          <w:rFonts w:ascii="Times New Roman" w:eastAsia="Times New Roman" w:hAnsi="Times New Roman" w:cs="Times New Roman"/>
+          <w:color w:val="0F1115"/>
+          <w:sz w:val="28"/>
+          <w:szCs w:val="28"/>
+        </w:rPr>
+        <w:t>).</w:t>
       </w:r>
     </w:p>
     <w:p>
@@ -4317,33 +4502,24 @@
           <w:numId w:val="35"/>
         </w:numPr>
         <w:shd w:val="clear" w:color="auto" w:fill="FFFFFF" w:themeFill="background1"/>
-        <w:spacing w:before="240" w:after="240" w:line="360" w:lineRule="auto"/>
-        <w:jc w:val="both"/>
-        <w:rPr>
-          <w:rFonts w:ascii="Times New Roman" w:eastAsia="Times New Roman" w:hAnsi="Times New Roman" w:cs="Times New Roman"/>
-          <w:color w:val="0F1115"/>
-          <w:sz w:val="28"/>
-          <w:szCs w:val="28"/>
-        </w:rPr>
-      </w:pPr>
-      <w:r>
-        <w:rPr>
-          <w:rFonts w:ascii="Times New Roman" w:eastAsia="Times New Roman" w:hAnsi="Times New Roman" w:cs="Times New Roman"/>
-          <w:color w:val="0F1115"/>
-          <w:sz w:val="28"/>
-          <w:szCs w:val="28"/>
-        </w:rPr>
-        <w:t xml:space="preserve">Удобство: интерфейс должен быть интуитивно понятен, соответствовать принципам Material Design, поддерживать как </w:t>
-      </w:r>
-      <w:r>
-        <w:rPr>
-          <w:rFonts w:ascii="Times New Roman" w:eastAsia="Times New Roman" w:hAnsi="Times New Roman" w:cs="Times New Roman"/>
-          <w:color w:val="0F1115"/>
-          <w:sz w:val="28"/>
-          <w:szCs w:val="28"/>
-        </w:rPr>
-        <w:lastRenderedPageBreak/>
-        <w:t>светлую, так и тёмную тему, иметь адаптивную вёрстку для разных размеров экранов (телефоны и планшеты).</w:t>
+        <w:spacing w:after="0" w:line="360" w:lineRule="auto"/>
+        <w:ind w:left="0" w:firstLine="709"/>
+        <w:jc w:val="both"/>
+        <w:rPr>
+          <w:rFonts w:ascii="Times New Roman" w:eastAsia="Times New Roman" w:hAnsi="Times New Roman" w:cs="Times New Roman"/>
+          <w:color w:val="0F1115"/>
+          <w:sz w:val="28"/>
+          <w:szCs w:val="28"/>
+        </w:rPr>
+      </w:pPr>
+      <w:r>
+        <w:rPr>
+          <w:rFonts w:ascii="Times New Roman" w:eastAsia="Times New Roman" w:hAnsi="Times New Roman" w:cs="Times New Roman"/>
+          <w:color w:val="0F1115"/>
+          <w:sz w:val="28"/>
+          <w:szCs w:val="28"/>
+        </w:rPr>
+        <w:t>Удобство: интерфейс должен быть интуитивно понятен, соответствовать принципам Material Design, поддерживать как светлую, так и тёмную тему, иметь адаптивную вёрстку для разных размеров экранов (телефоны и планшеты).</w:t>
       </w:r>
     </w:p>
     <w:p>
@@ -4354,7 +4530,8 @@
           <w:numId w:val="35"/>
         </w:numPr>
         <w:shd w:val="clear" w:color="auto" w:fill="FFFFFF" w:themeFill="background1"/>
-        <w:spacing w:before="240" w:after="240" w:line="360" w:lineRule="auto"/>
+        <w:spacing w:after="0" w:line="360" w:lineRule="auto"/>
+        <w:ind w:left="0" w:firstLine="709"/>
         <w:jc w:val="both"/>
         <w:rPr>
           <w:rFonts w:ascii="Times New Roman" w:eastAsia="Times New Roman" w:hAnsi="Times New Roman" w:cs="Times New Roman"/>
@@ -4381,7 +4558,8 @@
           <w:numId w:val="35"/>
         </w:numPr>
         <w:shd w:val="clear" w:color="auto" w:fill="FFFFFF" w:themeFill="background1"/>
-        <w:spacing w:before="240" w:after="240" w:line="360" w:lineRule="auto"/>
+        <w:spacing w:after="0" w:line="360" w:lineRule="auto"/>
+        <w:ind w:left="0" w:firstLine="709"/>
         <w:jc w:val="both"/>
         <w:rPr>
           <w:rFonts w:ascii="Times New Roman" w:eastAsia="Times New Roman" w:hAnsi="Times New Roman" w:cs="Times New Roman"/>
@@ -4408,30 +4586,41 @@
           <w:numId w:val="35"/>
         </w:numPr>
         <w:shd w:val="clear" w:color="auto" w:fill="FFFFFF" w:themeFill="background1"/>
-        <w:spacing w:before="240" w:after="240" w:line="360" w:lineRule="auto"/>
-        <w:jc w:val="both"/>
-        <w:rPr>
-          <w:rFonts w:ascii="Times New Roman" w:eastAsia="Times New Roman" w:hAnsi="Times New Roman" w:cs="Times New Roman"/>
-          <w:color w:val="0F1115"/>
-          <w:sz w:val="28"/>
-          <w:szCs w:val="28"/>
-        </w:rPr>
-      </w:pPr>
-      <w:r>
-        <w:rPr>
-          <w:rFonts w:ascii="Times New Roman" w:eastAsia="Times New Roman" w:hAnsi="Times New Roman" w:cs="Times New Roman"/>
-          <w:color w:val="0F1115"/>
-          <w:sz w:val="28"/>
-          <w:szCs w:val="28"/>
-        </w:rPr>
-        <w:t>Тестируемость: архитектура приложения разделяет логику и представление, что позволяет проводить модульное тестирование. Основные сценарии могут быть проверены вручную через эмулятор и реальные устройства.</w:t>
-      </w:r>
-    </w:p>
-    <w:p>
-      <w:pPr>
-        <w:shd w:val="clear" w:color="auto" w:fill="FFFFFF" w:themeFill="background1"/>
-        <w:spacing w:before="240" w:after="240" w:line="360" w:lineRule="auto"/>
-        <w:ind w:left="709"/>
+        <w:spacing w:after="0" w:line="360" w:lineRule="auto"/>
+        <w:ind w:left="0" w:firstLine="709"/>
+        <w:jc w:val="both"/>
+        <w:rPr>
+          <w:rFonts w:ascii="Times New Roman" w:eastAsia="Times New Roman" w:hAnsi="Times New Roman" w:cs="Times New Roman"/>
+          <w:color w:val="0F1115"/>
+          <w:sz w:val="28"/>
+          <w:szCs w:val="28"/>
+        </w:rPr>
+      </w:pPr>
+      <w:r>
+        <w:rPr>
+          <w:rFonts w:ascii="Times New Roman" w:eastAsia="Times New Roman" w:hAnsi="Times New Roman" w:cs="Times New Roman"/>
+          <w:color w:val="0F1115"/>
+          <w:sz w:val="28"/>
+          <w:szCs w:val="28"/>
+        </w:rPr>
+        <w:t xml:space="preserve">Тестируемость: архитектура приложения разделяет логику и представление, что позволяет проводить модульное тестирование. </w:t>
+      </w:r>
+      <w:r>
+        <w:rPr>
+          <w:rFonts w:ascii="Times New Roman" w:eastAsia="Times New Roman" w:hAnsi="Times New Roman" w:cs="Times New Roman"/>
+          <w:color w:val="0F1115"/>
+          <w:sz w:val="28"/>
+          <w:szCs w:val="28"/>
+        </w:rPr>
+        <w:lastRenderedPageBreak/>
+        <w:t>Основные сценарии могут быть проверены вручную через эмулятор и реальные устройства.</w:t>
+      </w:r>
+    </w:p>
+    <w:p>
+      <w:pPr>
+        <w:shd w:val="clear" w:color="auto" w:fill="FFFFFF" w:themeFill="background1"/>
+        <w:spacing w:after="0" w:line="360" w:lineRule="auto"/>
+        <w:ind w:firstLine="709"/>
         <w:jc w:val="both"/>
         <w:rPr>
           <w:rFonts w:ascii="Times New Roman" w:eastAsia="Times New Roman" w:hAnsi="Times New Roman" w:cs="Times New Roman"/>
@@ -4468,8 +4657,8 @@
     <w:p>
       <w:pPr>
         <w:shd w:val="clear" w:color="auto" w:fill="FFFFFF" w:themeFill="background1"/>
-        <w:spacing w:before="240" w:after="240" w:line="360" w:lineRule="auto"/>
-        <w:ind w:left="709"/>
+        <w:spacing w:after="0" w:line="360" w:lineRule="auto"/>
+        <w:ind w:firstLine="709"/>
         <w:jc w:val="both"/>
         <w:rPr>
           <w:rFonts w:ascii="Times New Roman" w:eastAsia="Times New Roman" w:hAnsi="Times New Roman" w:cs="Times New Roman"/>
@@ -4506,31 +4695,51 @@
     <w:p>
       <w:pPr>
         <w:shd w:val="clear" w:color="auto" w:fill="FFFFFF" w:themeFill="background1"/>
-        <w:spacing w:before="240" w:after="240" w:line="360" w:lineRule="auto"/>
-        <w:ind w:firstLine="851"/>
-        <w:jc w:val="both"/>
-        <w:rPr>
-          <w:rFonts w:ascii="Times New Roman" w:eastAsia="Times New Roman" w:hAnsi="Times New Roman" w:cs="Times New Roman"/>
-          <w:color w:val="0F1115"/>
-          <w:sz w:val="28"/>
-          <w:szCs w:val="28"/>
-        </w:rPr>
-      </w:pPr>
-      <w:r>
-        <w:rPr>
-          <w:rFonts w:ascii="Times New Roman" w:eastAsia="Times New Roman" w:hAnsi="Times New Roman" w:cs="Times New Roman"/>
-          <w:color w:val="0F1115"/>
-          <w:sz w:val="28"/>
-          <w:szCs w:val="28"/>
-        </w:rPr>
-        <w:t>В качестве среды разработки выбрана Android Studio — официальная интегрированная среда (IDE) для разработки под Android. Android Studio предоставляет мощный редактор кода, встроенный эмулятор, инструменты отладки и систему сборки Gradle.</w:t>
-      </w:r>
-    </w:p>
-    <w:p>
-      <w:pPr>
-        <w:shd w:val="clear" w:color="auto" w:fill="FFFFFF" w:themeFill="background1"/>
-        <w:spacing w:before="240" w:after="240" w:line="360" w:lineRule="auto"/>
-        <w:ind w:left="709"/>
+        <w:spacing w:after="0" w:line="360" w:lineRule="auto"/>
+        <w:ind w:firstLine="709"/>
+        <w:jc w:val="both"/>
+        <w:rPr>
+          <w:rFonts w:ascii="Times New Roman" w:eastAsia="Times New Roman" w:hAnsi="Times New Roman" w:cs="Times New Roman"/>
+          <w:color w:val="0F1115"/>
+          <w:sz w:val="28"/>
+          <w:szCs w:val="28"/>
+        </w:rPr>
+      </w:pPr>
+      <w:r>
+        <w:rPr>
+          <w:rFonts w:ascii="Times New Roman" w:eastAsia="Times New Roman" w:hAnsi="Times New Roman" w:cs="Times New Roman"/>
+          <w:color w:val="0F1115"/>
+          <w:sz w:val="28"/>
+          <w:szCs w:val="28"/>
+        </w:rPr>
+        <w:t xml:space="preserve">В качестве среды разработки выбрана Android Studio — официальная интегрированная среда (IDE) для разработки под Android. Android Studio предоставляет мощный редактор кода, встроенный эмулятор, инструменты отладки и систему сборки </w:t>
+      </w:r>
+      <w:proofErr w:type="spellStart"/>
+      <w:r>
+        <w:rPr>
+          <w:rFonts w:ascii="Times New Roman" w:eastAsia="Times New Roman" w:hAnsi="Times New Roman" w:cs="Times New Roman"/>
+          <w:color w:val="0F1115"/>
+          <w:sz w:val="28"/>
+          <w:szCs w:val="28"/>
+        </w:rPr>
+        <w:t>Gradle</w:t>
+      </w:r>
+      <w:proofErr w:type="spellEnd"/>
+      <w:r>
+        <w:rPr>
+          <w:rFonts w:ascii="Times New Roman" w:eastAsia="Times New Roman" w:hAnsi="Times New Roman" w:cs="Times New Roman"/>
+          <w:color w:val="0F1115"/>
+          <w:sz w:val="28"/>
+          <w:szCs w:val="28"/>
+        </w:rPr>
+        <w:t>.</w:t>
+      </w:r>
+    </w:p>
+    <w:p>
+      <w:pPr>
+        <w:shd w:val="clear" w:color="auto" w:fill="FFFFFF" w:themeFill="background1"/>
+        <w:spacing w:after="0" w:line="360" w:lineRule="auto"/>
+        <w:ind w:firstLine="709"/>
         <w:jc w:val="both"/>
         <w:rPr>
           <w:rFonts w:ascii="Times New Roman" w:eastAsia="Times New Roman" w:hAnsi="Times New Roman" w:cs="Times New Roman"/>
@@ -4548,6 +4757,7 @@
         </w:rPr>
         <w:t xml:space="preserve">1.4.2. </w:t>
       </w:r>
+      <w:proofErr w:type="spellStart"/>
       <w:r>
         <w:rPr>
           <w:rFonts w:ascii="Times New Roman" w:eastAsia="Times New Roman" w:hAnsi="Times New Roman" w:cs="Times New Roman"/>
@@ -4566,6 +4776,7 @@
         </w:rPr>
         <w:t>нтреграции</w:t>
       </w:r>
+      <w:proofErr w:type="spellEnd"/>
     </w:p>
     <w:p>
       <w:pPr>
@@ -4575,23 +4786,64 @@
           <w:numId w:val="36"/>
         </w:numPr>
         <w:shd w:val="clear" w:color="auto" w:fill="FFFFFF" w:themeFill="background1"/>
-        <w:spacing w:before="240" w:after="240" w:line="360" w:lineRule="auto"/>
-        <w:jc w:val="both"/>
-        <w:rPr>
-          <w:rFonts w:ascii="Times New Roman" w:eastAsia="Times New Roman" w:hAnsi="Times New Roman" w:cs="Times New Roman"/>
-          <w:color w:val="0F1115"/>
-          <w:sz w:val="28"/>
-          <w:szCs w:val="28"/>
-        </w:rPr>
-      </w:pPr>
-      <w:r>
-        <w:rPr>
-          <w:rFonts w:ascii="Times New Roman" w:eastAsia="Times New Roman" w:hAnsi="Times New Roman" w:cs="Times New Roman"/>
-          <w:color w:val="0F1115"/>
-          <w:sz w:val="28"/>
-          <w:szCs w:val="28"/>
-        </w:rPr>
-        <w:t>Язык Kotlin — выбран в качестве основного языка программирования, так как он является официальным языком для Android, обеспечивает безопасность типов, поддержку корутин и лаконичность кода.</w:t>
+        <w:spacing w:after="0" w:line="360" w:lineRule="auto"/>
+        <w:ind w:left="0" w:firstLine="709"/>
+        <w:jc w:val="both"/>
+        <w:rPr>
+          <w:rFonts w:ascii="Times New Roman" w:eastAsia="Times New Roman" w:hAnsi="Times New Roman" w:cs="Times New Roman"/>
+          <w:color w:val="0F1115"/>
+          <w:sz w:val="28"/>
+          <w:szCs w:val="28"/>
+        </w:rPr>
+      </w:pPr>
+      <w:r>
+        <w:rPr>
+          <w:rFonts w:ascii="Times New Roman" w:eastAsia="Times New Roman" w:hAnsi="Times New Roman" w:cs="Times New Roman"/>
+          <w:color w:val="0F1115"/>
+          <w:sz w:val="28"/>
+          <w:szCs w:val="28"/>
+        </w:rPr>
+        <w:t xml:space="preserve">Язык </w:t>
+      </w:r>
+      <w:proofErr w:type="spellStart"/>
+      <w:r>
+        <w:rPr>
+          <w:rFonts w:ascii="Times New Roman" w:eastAsia="Times New Roman" w:hAnsi="Times New Roman" w:cs="Times New Roman"/>
+          <w:color w:val="0F1115"/>
+          <w:sz w:val="28"/>
+          <w:szCs w:val="28"/>
+        </w:rPr>
+        <w:t>Kotlin</w:t>
+      </w:r>
+      <w:proofErr w:type="spellEnd"/>
+      <w:r>
+        <w:rPr>
+          <w:rFonts w:ascii="Times New Roman" w:eastAsia="Times New Roman" w:hAnsi="Times New Roman" w:cs="Times New Roman"/>
+          <w:color w:val="0F1115"/>
+          <w:sz w:val="28"/>
+          <w:szCs w:val="28"/>
+        </w:rPr>
+        <w:t xml:space="preserve"> — выбран в качестве основного языка программирования, так как он является официальным языком для Android, обеспечивает безопасность типов, поддержку </w:t>
+      </w:r>
+      <w:proofErr w:type="spellStart"/>
+      <w:r>
+        <w:rPr>
+          <w:rFonts w:ascii="Times New Roman" w:eastAsia="Times New Roman" w:hAnsi="Times New Roman" w:cs="Times New Roman"/>
+          <w:color w:val="0F1115"/>
+          <w:sz w:val="28"/>
+          <w:szCs w:val="28"/>
+        </w:rPr>
+        <w:t>корутин</w:t>
+      </w:r>
+      <w:proofErr w:type="spellEnd"/>
+      <w:r>
+        <w:rPr>
+          <w:rFonts w:ascii="Times New Roman" w:eastAsia="Times New Roman" w:hAnsi="Times New Roman" w:cs="Times New Roman"/>
+          <w:color w:val="0F1115"/>
+          <w:sz w:val="28"/>
+          <w:szCs w:val="28"/>
+        </w:rPr>
+        <w:t xml:space="preserve"> и лаконичность кода.</w:t>
       </w:r>
     </w:p>
     <w:p>
@@ -4602,24 +4854,44 @@
           <w:numId w:val="36"/>
         </w:numPr>
         <w:shd w:val="clear" w:color="auto" w:fill="FFFFFF" w:themeFill="background1"/>
-        <w:spacing w:before="240" w:after="240" w:line="360" w:lineRule="auto"/>
-        <w:jc w:val="both"/>
-        <w:rPr>
-          <w:rFonts w:ascii="Times New Roman" w:eastAsia="Times New Roman" w:hAnsi="Times New Roman" w:cs="Times New Roman"/>
-          <w:color w:val="0F1115"/>
-          <w:sz w:val="28"/>
-          <w:szCs w:val="28"/>
-        </w:rPr>
-      </w:pPr>
-      <w:r>
-        <w:rPr>
-          <w:rFonts w:ascii="Times New Roman" w:eastAsia="Times New Roman" w:hAnsi="Times New Roman" w:cs="Times New Roman"/>
-          <w:color w:val="0F1115"/>
-          <w:sz w:val="28"/>
-          <w:szCs w:val="28"/>
-        </w:rPr>
-        <w:lastRenderedPageBreak/>
-        <w:t>Библиотека Room — используется для работы с локальной базой данных SQLite. Room предоставляет абстракцию над SQLite, обеспечивает проверку SQL-запросов на этапе компиляции.</w:t>
+        <w:spacing w:after="0" w:line="360" w:lineRule="auto"/>
+        <w:ind w:left="0" w:firstLine="709"/>
+        <w:jc w:val="both"/>
+        <w:rPr>
+          <w:rFonts w:ascii="Times New Roman" w:eastAsia="Times New Roman" w:hAnsi="Times New Roman" w:cs="Times New Roman"/>
+          <w:color w:val="0F1115"/>
+          <w:sz w:val="28"/>
+          <w:szCs w:val="28"/>
+        </w:rPr>
+      </w:pPr>
+      <w:r>
+        <w:rPr>
+          <w:rFonts w:ascii="Times New Roman" w:eastAsia="Times New Roman" w:hAnsi="Times New Roman" w:cs="Times New Roman"/>
+          <w:color w:val="0F1115"/>
+          <w:sz w:val="28"/>
+          <w:szCs w:val="28"/>
+        </w:rPr>
+        <w:t xml:space="preserve">Библиотека </w:t>
+      </w:r>
+      <w:proofErr w:type="spellStart"/>
+      <w:r>
+        <w:rPr>
+          <w:rFonts w:ascii="Times New Roman" w:eastAsia="Times New Roman" w:hAnsi="Times New Roman" w:cs="Times New Roman"/>
+          <w:color w:val="0F1115"/>
+          <w:sz w:val="28"/>
+          <w:szCs w:val="28"/>
+        </w:rPr>
+        <w:t>Room</w:t>
+      </w:r>
+      <w:proofErr w:type="spellEnd"/>
+      <w:r>
+        <w:rPr>
+          <w:rFonts w:ascii="Times New Roman" w:eastAsia="Times New Roman" w:hAnsi="Times New Roman" w:cs="Times New Roman"/>
+          <w:color w:val="0F1115"/>
+          <w:sz w:val="28"/>
+          <w:szCs w:val="28"/>
+        </w:rPr>
+        <w:t xml:space="preserve"> — используется для работы с локальной базой данных SQLite. Room предоставляет абстракцию над SQLite, обеспечивает проверку SQL-запросов на этапе компиляции.</w:t>
       </w:r>
     </w:p>
     <w:p>
@@ -4630,23 +4902,35 @@
           <w:numId w:val="36"/>
         </w:numPr>
         <w:shd w:val="clear" w:color="auto" w:fill="FFFFFF" w:themeFill="background1"/>
-        <w:spacing w:before="240" w:after="240" w:line="360" w:lineRule="auto"/>
-        <w:jc w:val="both"/>
-        <w:rPr>
-          <w:rFonts w:ascii="Times New Roman" w:eastAsia="Times New Roman" w:hAnsi="Times New Roman" w:cs="Times New Roman"/>
-          <w:color w:val="0F1115"/>
-          <w:sz w:val="28"/>
-          <w:szCs w:val="28"/>
-        </w:rPr>
-      </w:pPr>
-      <w:r>
-        <w:rPr>
-          <w:rFonts w:ascii="Times New Roman" w:eastAsia="Times New Roman" w:hAnsi="Times New Roman" w:cs="Times New Roman"/>
-          <w:color w:val="0F1115"/>
-          <w:sz w:val="28"/>
-          <w:szCs w:val="28"/>
-        </w:rPr>
-        <w:t>Coroutines — применяются для асинхронного выполнения операций ввода-вывода (запросы к БД) без блокировки основного потока.</w:t>
+        <w:spacing w:after="0" w:line="360" w:lineRule="auto"/>
+        <w:ind w:left="0" w:firstLine="709"/>
+        <w:jc w:val="both"/>
+        <w:rPr>
+          <w:rFonts w:ascii="Times New Roman" w:eastAsia="Times New Roman" w:hAnsi="Times New Roman" w:cs="Times New Roman"/>
+          <w:color w:val="0F1115"/>
+          <w:sz w:val="28"/>
+          <w:szCs w:val="28"/>
+        </w:rPr>
+      </w:pPr>
+      <w:proofErr w:type="spellStart"/>
+      <w:r>
+        <w:rPr>
+          <w:rFonts w:ascii="Times New Roman" w:eastAsia="Times New Roman" w:hAnsi="Times New Roman" w:cs="Times New Roman"/>
+          <w:color w:val="0F1115"/>
+          <w:sz w:val="28"/>
+          <w:szCs w:val="28"/>
+        </w:rPr>
+        <w:t>Coroutines</w:t>
+      </w:r>
+      <w:proofErr w:type="spellEnd"/>
+      <w:r>
+        <w:rPr>
+          <w:rFonts w:ascii="Times New Roman" w:eastAsia="Times New Roman" w:hAnsi="Times New Roman" w:cs="Times New Roman"/>
+          <w:color w:val="0F1115"/>
+          <w:sz w:val="28"/>
+          <w:szCs w:val="28"/>
+        </w:rPr>
+        <w:t xml:space="preserve"> — применяются для асинхронного выполнения операций ввода-вывода (запросы к БД) без блокировки основного потока.</w:t>
       </w:r>
     </w:p>
     <w:p>
@@ -4657,23 +4941,75 @@
           <w:numId w:val="36"/>
         </w:numPr>
         <w:shd w:val="clear" w:color="auto" w:fill="FFFFFF" w:themeFill="background1"/>
-        <w:spacing w:before="240" w:after="240" w:line="360" w:lineRule="auto"/>
-        <w:jc w:val="both"/>
-        <w:rPr>
-          <w:rFonts w:ascii="Times New Roman" w:eastAsia="Times New Roman" w:hAnsi="Times New Roman" w:cs="Times New Roman"/>
-          <w:color w:val="0F1115"/>
-          <w:sz w:val="28"/>
-          <w:szCs w:val="28"/>
-        </w:rPr>
-      </w:pPr>
-      <w:r>
-        <w:rPr>
-          <w:rFonts w:ascii="Times New Roman" w:eastAsia="Times New Roman" w:hAnsi="Times New Roman" w:cs="Times New Roman"/>
-          <w:color w:val="0F1115"/>
-          <w:sz w:val="28"/>
-          <w:szCs w:val="28"/>
-        </w:rPr>
-        <w:t>Material Components — набор визуальных компонентов, реализующих рекомендации Material Design.</w:t>
+        <w:spacing w:after="0" w:line="360" w:lineRule="auto"/>
+        <w:ind w:left="0" w:firstLine="709"/>
+        <w:jc w:val="both"/>
+        <w:rPr>
+          <w:rFonts w:ascii="Times New Roman" w:eastAsia="Times New Roman" w:hAnsi="Times New Roman" w:cs="Times New Roman"/>
+          <w:color w:val="0F1115"/>
+          <w:sz w:val="28"/>
+          <w:szCs w:val="28"/>
+        </w:rPr>
+      </w:pPr>
+      <w:proofErr w:type="spellStart"/>
+      <w:r>
+        <w:rPr>
+          <w:rFonts w:ascii="Times New Roman" w:eastAsia="Times New Roman" w:hAnsi="Times New Roman" w:cs="Times New Roman"/>
+          <w:color w:val="0F1115"/>
+          <w:sz w:val="28"/>
+          <w:szCs w:val="28"/>
+        </w:rPr>
+        <w:t>Material</w:t>
+      </w:r>
+      <w:proofErr w:type="spellEnd"/>
+      <w:r>
+        <w:rPr>
+          <w:rFonts w:ascii="Times New Roman" w:eastAsia="Times New Roman" w:hAnsi="Times New Roman" w:cs="Times New Roman"/>
+          <w:color w:val="0F1115"/>
+          <w:sz w:val="28"/>
+          <w:szCs w:val="28"/>
+        </w:rPr>
+        <w:t xml:space="preserve"> </w:t>
+      </w:r>
+      <w:proofErr w:type="spellStart"/>
+      <w:r>
+        <w:rPr>
+          <w:rFonts w:ascii="Times New Roman" w:eastAsia="Times New Roman" w:hAnsi="Times New Roman" w:cs="Times New Roman"/>
+          <w:color w:val="0F1115"/>
+          <w:sz w:val="28"/>
+          <w:szCs w:val="28"/>
+        </w:rPr>
+        <w:t>Components</w:t>
+      </w:r>
+      <w:proofErr w:type="spellEnd"/>
+      <w:r>
+        <w:rPr>
+          <w:rFonts w:ascii="Times New Roman" w:eastAsia="Times New Roman" w:hAnsi="Times New Roman" w:cs="Times New Roman"/>
+          <w:color w:val="0F1115"/>
+          <w:sz w:val="28"/>
+          <w:szCs w:val="28"/>
+        </w:rPr>
+        <w:t xml:space="preserve"> — набор визуальных компонентов, реализующих рекомендации </w:t>
+      </w:r>
+      <w:proofErr w:type="spellStart"/>
+      <w:r>
+        <w:rPr>
+          <w:rFonts w:ascii="Times New Roman" w:eastAsia="Times New Roman" w:hAnsi="Times New Roman" w:cs="Times New Roman"/>
+          <w:color w:val="0F1115"/>
+          <w:sz w:val="28"/>
+          <w:szCs w:val="28"/>
+        </w:rPr>
+        <w:t>Material</w:t>
+      </w:r>
+      <w:proofErr w:type="spellEnd"/>
+      <w:r>
+        <w:rPr>
+          <w:rFonts w:ascii="Times New Roman" w:eastAsia="Times New Roman" w:hAnsi="Times New Roman" w:cs="Times New Roman"/>
+          <w:color w:val="0F1115"/>
+          <w:sz w:val="28"/>
+          <w:szCs w:val="28"/>
+        </w:rPr>
+        <w:t xml:space="preserve"> Design.</w:t>
       </w:r>
     </w:p>
     <w:p>
@@ -4684,30 +5020,62 @@
           <w:numId w:val="36"/>
         </w:numPr>
         <w:shd w:val="clear" w:color="auto" w:fill="FFFFFF" w:themeFill="background1"/>
-        <w:spacing w:before="240" w:after="240" w:line="360" w:lineRule="auto"/>
-        <w:jc w:val="both"/>
-        <w:rPr>
-          <w:rFonts w:ascii="Times New Roman" w:eastAsia="Times New Roman" w:hAnsi="Times New Roman" w:cs="Times New Roman"/>
-          <w:color w:val="0F1115"/>
-          <w:sz w:val="28"/>
-          <w:szCs w:val="28"/>
-        </w:rPr>
-      </w:pPr>
-      <w:r>
-        <w:rPr>
-          <w:rFonts w:ascii="Times New Roman" w:eastAsia="Times New Roman" w:hAnsi="Times New Roman" w:cs="Times New Roman"/>
-          <w:color w:val="0F1115"/>
-          <w:sz w:val="28"/>
-          <w:szCs w:val="28"/>
-        </w:rPr>
-        <w:t>DatePicker и TimePicker — стандартные компоненты Android для выбора даты и времени.</w:t>
-      </w:r>
-    </w:p>
-    <w:p>
-      <w:pPr>
-        <w:shd w:val="clear" w:color="auto" w:fill="FFFFFF" w:themeFill="background1"/>
-        <w:spacing w:before="240" w:after="240" w:line="360" w:lineRule="auto"/>
-        <w:ind w:left="709"/>
+        <w:spacing w:after="0" w:line="360" w:lineRule="auto"/>
+        <w:ind w:left="0" w:firstLine="709"/>
+        <w:jc w:val="both"/>
+        <w:rPr>
+          <w:rFonts w:ascii="Times New Roman" w:eastAsia="Times New Roman" w:hAnsi="Times New Roman" w:cs="Times New Roman"/>
+          <w:color w:val="0F1115"/>
+          <w:sz w:val="28"/>
+          <w:szCs w:val="28"/>
+        </w:rPr>
+      </w:pPr>
+      <w:proofErr w:type="spellStart"/>
+      <w:r>
+        <w:rPr>
+          <w:rFonts w:ascii="Times New Roman" w:eastAsia="Times New Roman" w:hAnsi="Times New Roman" w:cs="Times New Roman"/>
+          <w:color w:val="0F1115"/>
+          <w:sz w:val="28"/>
+          <w:szCs w:val="28"/>
+        </w:rPr>
+        <w:t>DatePicker</w:t>
+      </w:r>
+      <w:proofErr w:type="spellEnd"/>
+      <w:r>
+        <w:rPr>
+          <w:rFonts w:ascii="Times New Roman" w:eastAsia="Times New Roman" w:hAnsi="Times New Roman" w:cs="Times New Roman"/>
+          <w:color w:val="0F1115"/>
+          <w:sz w:val="28"/>
+          <w:szCs w:val="28"/>
+        </w:rPr>
+        <w:t xml:space="preserve"> и </w:t>
+      </w:r>
+      <w:proofErr w:type="spellStart"/>
+      <w:r>
+        <w:rPr>
+          <w:rFonts w:ascii="Times New Roman" w:eastAsia="Times New Roman" w:hAnsi="Times New Roman" w:cs="Times New Roman"/>
+          <w:color w:val="0F1115"/>
+          <w:sz w:val="28"/>
+          <w:szCs w:val="28"/>
+        </w:rPr>
+        <w:t>TimePicker</w:t>
+      </w:r>
+      <w:proofErr w:type="spellEnd"/>
+      <w:r>
+        <w:rPr>
+          <w:rFonts w:ascii="Times New Roman" w:eastAsia="Times New Roman" w:hAnsi="Times New Roman" w:cs="Times New Roman"/>
+          <w:color w:val="0F1115"/>
+          <w:sz w:val="28"/>
+          <w:szCs w:val="28"/>
+        </w:rPr>
+        <w:t xml:space="preserve"> — стандартные компоненты Android для выбора даты и времени.</w:t>
+      </w:r>
+    </w:p>
+    <w:p>
+      <w:pPr>
+        <w:shd w:val="clear" w:color="auto" w:fill="FFFFFF" w:themeFill="background1"/>
+        <w:spacing w:after="0" w:line="360" w:lineRule="auto"/>
+        <w:ind w:firstLine="709"/>
         <w:jc w:val="both"/>
         <w:rPr>
           <w:rFonts w:ascii="Times New Roman" w:eastAsia="Times New Roman" w:hAnsi="Times New Roman" w:cs="Times New Roman"/>
@@ -4744,8 +5112,8 @@
     <w:p>
       <w:pPr>
         <w:shd w:val="clear" w:color="auto" w:fill="FFFFFF" w:themeFill="background1"/>
-        <w:spacing w:before="240" w:after="240" w:line="360" w:lineRule="auto"/>
-        <w:ind w:firstLine="851"/>
+        <w:spacing w:after="0" w:line="360" w:lineRule="auto"/>
+        <w:ind w:firstLine="709"/>
         <w:jc w:val="both"/>
         <w:rPr>
           <w:rFonts w:ascii="Times New Roman" w:eastAsia="Times New Roman" w:hAnsi="Times New Roman" w:cs="Times New Roman"/>
@@ -4767,8 +5135,8 @@
     <w:p>
       <w:pPr>
         <w:shd w:val="clear" w:color="auto" w:fill="FFFFFF" w:themeFill="background1"/>
-        <w:spacing w:before="240" w:after="240" w:line="360" w:lineRule="auto"/>
-        <w:ind w:left="709"/>
+        <w:spacing w:after="0" w:line="360" w:lineRule="auto"/>
+        <w:ind w:firstLine="709"/>
         <w:jc w:val="both"/>
         <w:rPr>
           <w:rFonts w:ascii="Times New Roman" w:eastAsia="Times New Roman" w:hAnsi="Times New Roman" w:cs="Times New Roman"/>
@@ -4810,23 +5178,36 @@
           <w:numId w:val="37"/>
         </w:numPr>
         <w:shd w:val="clear" w:color="auto" w:fill="FFFFFF" w:themeFill="background1"/>
-        <w:spacing w:before="240" w:after="240" w:line="360" w:lineRule="auto"/>
-        <w:jc w:val="both"/>
-        <w:rPr>
-          <w:rFonts w:ascii="Times New Roman" w:eastAsia="Times New Roman" w:hAnsi="Times New Roman" w:cs="Times New Roman"/>
-          <w:color w:val="0F1115"/>
-          <w:sz w:val="28"/>
-          <w:szCs w:val="28"/>
-        </w:rPr>
-      </w:pPr>
-      <w:r>
-        <w:rPr>
-          <w:rFonts w:ascii="Times New Roman" w:eastAsia="Times New Roman" w:hAnsi="Times New Roman" w:cs="Times New Roman"/>
-          <w:color w:val="0F1115"/>
-          <w:sz w:val="28"/>
-          <w:szCs w:val="28"/>
-        </w:rPr>
-        <w:t>SharedPreferences — применяется для хранения настроек пользователя (режим темы, имя пользователя).</w:t>
+        <w:spacing w:after="0" w:line="360" w:lineRule="auto"/>
+        <w:ind w:left="0" w:firstLine="709"/>
+        <w:jc w:val="both"/>
+        <w:rPr>
+          <w:rFonts w:ascii="Times New Roman" w:eastAsia="Times New Roman" w:hAnsi="Times New Roman" w:cs="Times New Roman"/>
+          <w:color w:val="0F1115"/>
+          <w:sz w:val="28"/>
+          <w:szCs w:val="28"/>
+        </w:rPr>
+      </w:pPr>
+      <w:proofErr w:type="spellStart"/>
+      <w:r>
+        <w:rPr>
+          <w:rFonts w:ascii="Times New Roman" w:eastAsia="Times New Roman" w:hAnsi="Times New Roman" w:cs="Times New Roman"/>
+          <w:color w:val="0F1115"/>
+          <w:sz w:val="28"/>
+          <w:szCs w:val="28"/>
+        </w:rPr>
+        <w:lastRenderedPageBreak/>
+        <w:t>SharedPreferences</w:t>
+      </w:r>
+      <w:proofErr w:type="spellEnd"/>
+      <w:r>
+        <w:rPr>
+          <w:rFonts w:ascii="Times New Roman" w:eastAsia="Times New Roman" w:hAnsi="Times New Roman" w:cs="Times New Roman"/>
+          <w:color w:val="0F1115"/>
+          <w:sz w:val="28"/>
+          <w:szCs w:val="28"/>
+        </w:rPr>
+        <w:t xml:space="preserve"> — применяется для хранения настроек пользователя (режим темы, имя пользователя).</w:t>
       </w:r>
     </w:p>
     <w:p>
@@ -4837,23 +5218,55 @@
           <w:numId w:val="37"/>
         </w:numPr>
         <w:shd w:val="clear" w:color="auto" w:fill="FFFFFF" w:themeFill="background1"/>
-        <w:spacing w:before="240" w:after="240" w:line="360" w:lineRule="auto"/>
-        <w:jc w:val="both"/>
-        <w:rPr>
-          <w:rFonts w:ascii="Times New Roman" w:eastAsia="Times New Roman" w:hAnsi="Times New Roman" w:cs="Times New Roman"/>
-          <w:color w:val="0F1115"/>
-          <w:sz w:val="28"/>
-          <w:szCs w:val="28"/>
-        </w:rPr>
-      </w:pPr>
-      <w:r>
-        <w:rPr>
-          <w:rFonts w:ascii="Times New Roman" w:eastAsia="Times New Roman" w:hAnsi="Times New Roman" w:cs="Times New Roman"/>
-          <w:color w:val="0F1115"/>
-          <w:sz w:val="28"/>
-          <w:szCs w:val="28"/>
-        </w:rPr>
-        <w:t>RecyclerView — используется для отображения списков задач, заметок и напоминаний с возможностью оптимизации переиспользования элементов.</w:t>
+        <w:spacing w:after="0" w:line="360" w:lineRule="auto"/>
+        <w:ind w:left="0" w:firstLine="709"/>
+        <w:jc w:val="both"/>
+        <w:rPr>
+          <w:rFonts w:ascii="Times New Roman" w:eastAsia="Times New Roman" w:hAnsi="Times New Roman" w:cs="Times New Roman"/>
+          <w:color w:val="0F1115"/>
+          <w:sz w:val="28"/>
+          <w:szCs w:val="28"/>
+        </w:rPr>
+      </w:pPr>
+      <w:proofErr w:type="spellStart"/>
+      <w:r>
+        <w:rPr>
+          <w:rFonts w:ascii="Times New Roman" w:eastAsia="Times New Roman" w:hAnsi="Times New Roman" w:cs="Times New Roman"/>
+          <w:color w:val="0F1115"/>
+          <w:sz w:val="28"/>
+          <w:szCs w:val="28"/>
+        </w:rPr>
+        <w:t>RecyclerView</w:t>
+      </w:r>
+      <w:proofErr w:type="spellEnd"/>
+      <w:r>
+        <w:rPr>
+          <w:rFonts w:ascii="Times New Roman" w:eastAsia="Times New Roman" w:hAnsi="Times New Roman" w:cs="Times New Roman"/>
+          <w:color w:val="0F1115"/>
+          <w:sz w:val="28"/>
+          <w:szCs w:val="28"/>
+        </w:rPr>
+        <w:t xml:space="preserve"> — используется для отображения списков задач, заметок и напоминаний с возможностью оптимизации </w:t>
+      </w:r>
+      <w:proofErr w:type="spellStart"/>
+      <w:r>
+        <w:rPr>
+          <w:rFonts w:ascii="Times New Roman" w:eastAsia="Times New Roman" w:hAnsi="Times New Roman" w:cs="Times New Roman"/>
+          <w:color w:val="0F1115"/>
+          <w:sz w:val="28"/>
+          <w:szCs w:val="28"/>
+        </w:rPr>
+        <w:t>переиспользования</w:t>
+      </w:r>
+      <w:proofErr w:type="spellEnd"/>
+      <w:r>
+        <w:rPr>
+          <w:rFonts w:ascii="Times New Roman" w:eastAsia="Times New Roman" w:hAnsi="Times New Roman" w:cs="Times New Roman"/>
+          <w:color w:val="0F1115"/>
+          <w:sz w:val="28"/>
+          <w:szCs w:val="28"/>
+        </w:rPr>
+        <w:t xml:space="preserve"> элементов.</w:t>
       </w:r>
     </w:p>
     <w:p>
@@ -4864,23 +5277,35 @@
           <w:numId w:val="37"/>
         </w:numPr>
         <w:shd w:val="clear" w:color="auto" w:fill="FFFFFF" w:themeFill="background1"/>
-        <w:spacing w:before="240" w:after="240" w:line="360" w:lineRule="auto"/>
-        <w:jc w:val="both"/>
-        <w:rPr>
-          <w:rFonts w:ascii="Times New Roman" w:eastAsia="Times New Roman" w:hAnsi="Times New Roman" w:cs="Times New Roman"/>
-          <w:color w:val="0F1115"/>
-          <w:sz w:val="28"/>
-          <w:szCs w:val="28"/>
-        </w:rPr>
-      </w:pPr>
-      <w:r>
-        <w:rPr>
-          <w:rFonts w:ascii="Times New Roman" w:eastAsia="Times New Roman" w:hAnsi="Times New Roman" w:cs="Times New Roman"/>
-          <w:color w:val="0F1115"/>
-          <w:sz w:val="28"/>
-          <w:szCs w:val="28"/>
-        </w:rPr>
-        <w:t>CardView — обеспечивает оформление элементов списка в виде карточек.</w:t>
+        <w:spacing w:after="0" w:line="360" w:lineRule="auto"/>
+        <w:ind w:left="0" w:firstLine="709"/>
+        <w:jc w:val="both"/>
+        <w:rPr>
+          <w:rFonts w:ascii="Times New Roman" w:eastAsia="Times New Roman" w:hAnsi="Times New Roman" w:cs="Times New Roman"/>
+          <w:color w:val="0F1115"/>
+          <w:sz w:val="28"/>
+          <w:szCs w:val="28"/>
+        </w:rPr>
+      </w:pPr>
+      <w:proofErr w:type="spellStart"/>
+      <w:r>
+        <w:rPr>
+          <w:rFonts w:ascii="Times New Roman" w:eastAsia="Times New Roman" w:hAnsi="Times New Roman" w:cs="Times New Roman"/>
+          <w:color w:val="0F1115"/>
+          <w:sz w:val="28"/>
+          <w:szCs w:val="28"/>
+        </w:rPr>
+        <w:t>CardView</w:t>
+      </w:r>
+      <w:proofErr w:type="spellEnd"/>
+      <w:r>
+        <w:rPr>
+          <w:rFonts w:ascii="Times New Roman" w:eastAsia="Times New Roman" w:hAnsi="Times New Roman" w:cs="Times New Roman"/>
+          <w:color w:val="0F1115"/>
+          <w:sz w:val="28"/>
+          <w:szCs w:val="28"/>
+        </w:rPr>
+        <w:t xml:space="preserve"> — обеспечивает оформление элементов списка в виде карточек.</w:t>
       </w:r>
     </w:p>
     <w:p>
@@ -4891,23 +5316,35 @@
           <w:numId w:val="37"/>
         </w:numPr>
         <w:shd w:val="clear" w:color="auto" w:fill="FFFFFF" w:themeFill="background1"/>
-        <w:spacing w:before="240" w:after="240" w:line="360" w:lineRule="auto"/>
-        <w:jc w:val="both"/>
-        <w:rPr>
-          <w:rFonts w:ascii="Times New Roman" w:eastAsia="Times New Roman" w:hAnsi="Times New Roman" w:cs="Times New Roman"/>
-          <w:color w:val="0F1115"/>
-          <w:sz w:val="28"/>
-          <w:szCs w:val="28"/>
-        </w:rPr>
-      </w:pPr>
-      <w:r>
-        <w:rPr>
-          <w:rFonts w:ascii="Times New Roman" w:eastAsia="Times New Roman" w:hAnsi="Times New Roman" w:cs="Times New Roman"/>
-          <w:color w:val="0F1115"/>
-          <w:sz w:val="28"/>
-          <w:szCs w:val="28"/>
-        </w:rPr>
-        <w:t>SearchView — для реализации поиска по задачам и заметкам.</w:t>
+        <w:spacing w:after="0" w:line="360" w:lineRule="auto"/>
+        <w:ind w:left="0" w:firstLine="709"/>
+        <w:jc w:val="both"/>
+        <w:rPr>
+          <w:rFonts w:ascii="Times New Roman" w:eastAsia="Times New Roman" w:hAnsi="Times New Roman" w:cs="Times New Roman"/>
+          <w:color w:val="0F1115"/>
+          <w:sz w:val="28"/>
+          <w:szCs w:val="28"/>
+        </w:rPr>
+      </w:pPr>
+      <w:proofErr w:type="spellStart"/>
+      <w:r>
+        <w:rPr>
+          <w:rFonts w:ascii="Times New Roman" w:eastAsia="Times New Roman" w:hAnsi="Times New Roman" w:cs="Times New Roman"/>
+          <w:color w:val="0F1115"/>
+          <w:sz w:val="28"/>
+          <w:szCs w:val="28"/>
+        </w:rPr>
+        <w:t>SearchView</w:t>
+      </w:r>
+      <w:proofErr w:type="spellEnd"/>
+      <w:r>
+        <w:rPr>
+          <w:rFonts w:ascii="Times New Roman" w:eastAsia="Times New Roman" w:hAnsi="Times New Roman" w:cs="Times New Roman"/>
+          <w:color w:val="0F1115"/>
+          <w:sz w:val="28"/>
+          <w:szCs w:val="28"/>
+        </w:rPr>
+        <w:t xml:space="preserve"> — для реализации поиска по задачам и заметкам.</w:t>
       </w:r>
     </w:p>
     <w:p>
@@ -4918,52 +5355,104 @@
           <w:numId w:val="37"/>
         </w:numPr>
         <w:shd w:val="clear" w:color="auto" w:fill="FFFFFF" w:themeFill="background1"/>
-        <w:spacing w:before="240" w:after="240" w:line="360" w:lineRule="auto"/>
-        <w:jc w:val="both"/>
-        <w:rPr>
-          <w:rFonts w:ascii="Times New Roman" w:eastAsia="Times New Roman" w:hAnsi="Times New Roman" w:cs="Times New Roman"/>
-          <w:color w:val="0F1115"/>
-          <w:sz w:val="28"/>
-          <w:szCs w:val="28"/>
-        </w:rPr>
-      </w:pPr>
-      <w:r>
-        <w:rPr>
-          <w:rFonts w:ascii="Times New Roman" w:eastAsia="Times New Roman" w:hAnsi="Times New Roman" w:cs="Times New Roman"/>
-          <w:color w:val="0F1115"/>
-          <w:sz w:val="28"/>
-          <w:szCs w:val="28"/>
-        </w:rPr>
-        <w:lastRenderedPageBreak/>
-        <w:t>AlarmManager и NotificationManager — для планирования и отображения системных уведомлений-напоминаний.</w:t>
-      </w:r>
-    </w:p>
-    <w:p>
-      <w:pPr>
-        <w:shd w:val="clear" w:color="auto" w:fill="FFFFFF" w:themeFill="background1"/>
-        <w:spacing w:before="240" w:after="240" w:line="360" w:lineRule="auto"/>
-        <w:ind w:firstLine="851"/>
-        <w:jc w:val="both"/>
-        <w:rPr>
-          <w:rFonts w:ascii="Times New Roman" w:eastAsia="Times New Roman" w:hAnsi="Times New Roman" w:cs="Times New Roman"/>
-          <w:color w:val="0F1115"/>
-          <w:sz w:val="28"/>
-          <w:szCs w:val="28"/>
-        </w:rPr>
-      </w:pPr>
-      <w:r>
-        <w:rPr>
-          <w:rFonts w:ascii="Times New Roman" w:eastAsia="Times New Roman" w:hAnsi="Times New Roman" w:cs="Times New Roman"/>
-          <w:color w:val="0F1115"/>
-          <w:sz w:val="28"/>
-          <w:szCs w:val="28"/>
-        </w:rPr>
-        <w:t>Выбор указанных инструментов обусловлен их надёжностью, производительностью и соответствием современным практикам Android-разработки.</w:t>
-      </w:r>
-    </w:p>
-    <w:p>
-      <w:pPr>
-        <w:ind w:left="709"/>
+        <w:spacing w:after="0" w:line="360" w:lineRule="auto"/>
+        <w:ind w:left="0" w:firstLine="709"/>
+        <w:jc w:val="both"/>
+        <w:rPr>
+          <w:rFonts w:ascii="Times New Roman" w:eastAsia="Times New Roman" w:hAnsi="Times New Roman" w:cs="Times New Roman"/>
+          <w:color w:val="0F1115"/>
+          <w:sz w:val="28"/>
+          <w:szCs w:val="28"/>
+        </w:rPr>
+      </w:pPr>
+      <w:proofErr w:type="spellStart"/>
+      <w:r>
+        <w:rPr>
+          <w:rFonts w:ascii="Times New Roman" w:eastAsia="Times New Roman" w:hAnsi="Times New Roman" w:cs="Times New Roman"/>
+          <w:color w:val="0F1115"/>
+          <w:sz w:val="28"/>
+          <w:szCs w:val="28"/>
+        </w:rPr>
+        <w:t>AlarmManager</w:t>
+      </w:r>
+      <w:proofErr w:type="spellEnd"/>
+      <w:r>
+        <w:rPr>
+          <w:rFonts w:ascii="Times New Roman" w:eastAsia="Times New Roman" w:hAnsi="Times New Roman" w:cs="Times New Roman"/>
+          <w:color w:val="0F1115"/>
+          <w:sz w:val="28"/>
+          <w:szCs w:val="28"/>
+        </w:rPr>
+        <w:t xml:space="preserve"> и </w:t>
+      </w:r>
+      <w:proofErr w:type="spellStart"/>
+      <w:r>
+        <w:rPr>
+          <w:rFonts w:ascii="Times New Roman" w:eastAsia="Times New Roman" w:hAnsi="Times New Roman" w:cs="Times New Roman"/>
+          <w:color w:val="0F1115"/>
+          <w:sz w:val="28"/>
+          <w:szCs w:val="28"/>
+        </w:rPr>
+        <w:t>NotificationManager</w:t>
+      </w:r>
+      <w:proofErr w:type="spellEnd"/>
+      <w:r>
+        <w:rPr>
+          <w:rFonts w:ascii="Times New Roman" w:eastAsia="Times New Roman" w:hAnsi="Times New Roman" w:cs="Times New Roman"/>
+          <w:color w:val="0F1115"/>
+          <w:sz w:val="28"/>
+          <w:szCs w:val="28"/>
+        </w:rPr>
+        <w:t xml:space="preserve"> — для планирования и отображения системных уведомлений-напоминаний.</w:t>
+      </w:r>
+    </w:p>
+    <w:p>
+      <w:pPr>
+        <w:shd w:val="clear" w:color="auto" w:fill="FFFFFF" w:themeFill="background1"/>
+        <w:spacing w:after="0" w:line="360" w:lineRule="auto"/>
+        <w:ind w:firstLine="709"/>
+        <w:jc w:val="both"/>
+        <w:rPr>
+          <w:rFonts w:ascii="Times New Roman" w:eastAsia="Times New Roman" w:hAnsi="Times New Roman" w:cs="Times New Roman"/>
+          <w:color w:val="0F1115"/>
+          <w:sz w:val="28"/>
+          <w:szCs w:val="28"/>
+        </w:rPr>
+      </w:pPr>
+      <w:r>
+        <w:rPr>
+          <w:rFonts w:ascii="Times New Roman" w:eastAsia="Times New Roman" w:hAnsi="Times New Roman" w:cs="Times New Roman"/>
+          <w:color w:val="0F1115"/>
+          <w:sz w:val="28"/>
+          <w:szCs w:val="28"/>
+        </w:rPr>
+        <w:t xml:space="preserve">Выбор указанных инструментов обусловлен их надёжностью, производительностью и соответствием современным практикам </w:t>
+      </w:r>
+      <w:proofErr w:type="spellStart"/>
+      <w:r>
+        <w:rPr>
+          <w:rFonts w:ascii="Times New Roman" w:eastAsia="Times New Roman" w:hAnsi="Times New Roman" w:cs="Times New Roman"/>
+          <w:color w:val="0F1115"/>
+          <w:sz w:val="28"/>
+          <w:szCs w:val="28"/>
+        </w:rPr>
+        <w:t>Android</w:t>
+      </w:r>
+      <w:proofErr w:type="spellEnd"/>
+      <w:r>
+        <w:rPr>
+          <w:rFonts w:ascii="Times New Roman" w:eastAsia="Times New Roman" w:hAnsi="Times New Roman" w:cs="Times New Roman"/>
+          <w:color w:val="0F1115"/>
+          <w:sz w:val="28"/>
+          <w:szCs w:val="28"/>
+        </w:rPr>
+        <w:t>-разработки.</w:t>
+      </w:r>
+    </w:p>
+    <w:p>
+      <w:pPr>
+        <w:spacing w:after="0" w:line="360" w:lineRule="auto"/>
+        <w:ind w:firstLine="709"/>
       </w:pPr>
       <w:r>
         <w:br w:type="page"/>
@@ -4972,8 +5461,8 @@
     <w:p>
       <w:pPr>
         <w:shd w:val="clear" w:color="auto" w:fill="FFFFFF" w:themeFill="background1"/>
-        <w:spacing w:before="240" w:after="240" w:line="360" w:lineRule="auto"/>
-        <w:ind w:left="709"/>
+        <w:spacing w:after="0" w:line="360" w:lineRule="auto"/>
+        <w:ind w:firstLine="709"/>
         <w:jc w:val="center"/>
         <w:rPr>
           <w:rFonts w:ascii="Times New Roman" w:eastAsia="Times New Roman" w:hAnsi="Times New Roman" w:cs="Times New Roman"/>
@@ -5000,8 +5489,8 @@
     <w:p>
       <w:pPr>
         <w:shd w:val="clear" w:color="auto" w:fill="FFFFFF" w:themeFill="background1"/>
-        <w:spacing w:before="240" w:after="240" w:line="360" w:lineRule="auto"/>
-        <w:ind w:left="709"/>
+        <w:spacing w:after="0" w:line="360" w:lineRule="auto"/>
+        <w:ind w:firstLine="709"/>
         <w:jc w:val="both"/>
         <w:rPr>
           <w:rFonts w:ascii="Times New Roman" w:eastAsia="Times New Roman" w:hAnsi="Times New Roman" w:cs="Times New Roman"/>
@@ -5038,31 +5527,51 @@
     <w:p>
       <w:pPr>
         <w:shd w:val="clear" w:color="auto" w:fill="FFFFFF" w:themeFill="background1"/>
-        <w:spacing w:before="240" w:after="240" w:line="360" w:lineRule="auto"/>
-        <w:ind w:firstLine="851"/>
-        <w:jc w:val="both"/>
-        <w:rPr>
-          <w:rFonts w:ascii="Times New Roman" w:eastAsia="Times New Roman" w:hAnsi="Times New Roman" w:cs="Times New Roman"/>
-          <w:color w:val="0F1115"/>
-          <w:sz w:val="28"/>
-          <w:szCs w:val="28"/>
-        </w:rPr>
-      </w:pPr>
-      <w:r>
-        <w:rPr>
-          <w:rFonts w:ascii="Times New Roman" w:eastAsia="Times New Roman" w:hAnsi="Times New Roman" w:cs="Times New Roman"/>
-          <w:color w:val="0F1115"/>
-          <w:sz w:val="28"/>
-          <w:szCs w:val="28"/>
-        </w:rPr>
-        <w:t>Разработка пользовательского интерфейса приложения велась в среде Android Studio с использованием языка разметки XML и Kotlin. Основной задачей было создание современного, интуитивного и адаптивного интерфейса, соответствующего принципам Material Design.</w:t>
-      </w:r>
-    </w:p>
-    <w:p>
-      <w:pPr>
-        <w:shd w:val="clear" w:color="auto" w:fill="FFFFFF" w:themeFill="background1"/>
-        <w:spacing w:before="240" w:after="240" w:line="360" w:lineRule="auto"/>
-        <w:ind w:left="709"/>
+        <w:spacing w:after="0" w:line="360" w:lineRule="auto"/>
+        <w:ind w:firstLine="709"/>
+        <w:jc w:val="both"/>
+        <w:rPr>
+          <w:rFonts w:ascii="Times New Roman" w:eastAsia="Times New Roman" w:hAnsi="Times New Roman" w:cs="Times New Roman"/>
+          <w:color w:val="0F1115"/>
+          <w:sz w:val="28"/>
+          <w:szCs w:val="28"/>
+        </w:rPr>
+      </w:pPr>
+      <w:r>
+        <w:rPr>
+          <w:rFonts w:ascii="Times New Roman" w:eastAsia="Times New Roman" w:hAnsi="Times New Roman" w:cs="Times New Roman"/>
+          <w:color w:val="0F1115"/>
+          <w:sz w:val="28"/>
+          <w:szCs w:val="28"/>
+        </w:rPr>
+        <w:t xml:space="preserve">Разработка пользовательского интерфейса приложения велась в среде Android Studio с использованием языка разметки XML и Kotlin. Основной задачей было создание современного, интуитивного и адаптивного интерфейса, соответствующего принципам </w:t>
+      </w:r>
+      <w:proofErr w:type="spellStart"/>
+      <w:r>
+        <w:rPr>
+          <w:rFonts w:ascii="Times New Roman" w:eastAsia="Times New Roman" w:hAnsi="Times New Roman" w:cs="Times New Roman"/>
+          <w:color w:val="0F1115"/>
+          <w:sz w:val="28"/>
+          <w:szCs w:val="28"/>
+        </w:rPr>
+        <w:t>Material</w:t>
+      </w:r>
+      <w:proofErr w:type="spellEnd"/>
+      <w:r>
+        <w:rPr>
+          <w:rFonts w:ascii="Times New Roman" w:eastAsia="Times New Roman" w:hAnsi="Times New Roman" w:cs="Times New Roman"/>
+          <w:color w:val="0F1115"/>
+          <w:sz w:val="28"/>
+          <w:szCs w:val="28"/>
+        </w:rPr>
+        <w:t xml:space="preserve"> Design.</w:t>
+      </w:r>
+    </w:p>
+    <w:p>
+      <w:pPr>
+        <w:shd w:val="clear" w:color="auto" w:fill="FFFFFF" w:themeFill="background1"/>
+        <w:spacing w:after="0" w:line="360" w:lineRule="auto"/>
+        <w:ind w:firstLine="709"/>
         <w:jc w:val="both"/>
         <w:rPr>
           <w:rFonts w:ascii="Times New Roman" w:eastAsia="Times New Roman" w:hAnsi="Times New Roman" w:cs="Times New Roman"/>
@@ -5099,31 +5608,51 @@
     <w:p>
       <w:pPr>
         <w:shd w:val="clear" w:color="auto" w:fill="FFFFFF" w:themeFill="background1"/>
-        <w:spacing w:before="240" w:after="240" w:line="360" w:lineRule="auto"/>
-        <w:ind w:firstLine="851"/>
-        <w:jc w:val="both"/>
-        <w:rPr>
-          <w:rFonts w:ascii="Times New Roman" w:eastAsia="Times New Roman" w:hAnsi="Times New Roman" w:cs="Times New Roman"/>
-          <w:color w:val="0F1115"/>
-          <w:sz w:val="28"/>
-          <w:szCs w:val="28"/>
-        </w:rPr>
-      </w:pPr>
-      <w:r>
-        <w:rPr>
-          <w:rFonts w:ascii="Times New Roman" w:eastAsia="Times New Roman" w:hAnsi="Times New Roman" w:cs="Times New Roman"/>
-          <w:color w:val="0F1115"/>
-          <w:sz w:val="28"/>
-          <w:szCs w:val="28"/>
-        </w:rPr>
-        <w:t>Приложение состоит из пяти основных экранов (Activity): главный экран со списком задач, экран создания/редактирования задачи, экран заметок, экран напоминаний, экран профиля, а также экраны регистрации и входа. Навигация между экранами реализована с помощью стандартных Intent и нижней навигационной панели (BottomNavigationView) на главном экране.</w:t>
-      </w:r>
-    </w:p>
-    <w:p>
-      <w:pPr>
-        <w:shd w:val="clear" w:color="auto" w:fill="FFFFFF" w:themeFill="background1"/>
-        <w:spacing w:before="240" w:after="240" w:line="360" w:lineRule="auto"/>
-        <w:ind w:left="709"/>
+        <w:spacing w:after="0" w:line="360" w:lineRule="auto"/>
+        <w:ind w:firstLine="709"/>
+        <w:jc w:val="both"/>
+        <w:rPr>
+          <w:rFonts w:ascii="Times New Roman" w:eastAsia="Times New Roman" w:hAnsi="Times New Roman" w:cs="Times New Roman"/>
+          <w:color w:val="0F1115"/>
+          <w:sz w:val="28"/>
+          <w:szCs w:val="28"/>
+        </w:rPr>
+      </w:pPr>
+      <w:r>
+        <w:rPr>
+          <w:rFonts w:ascii="Times New Roman" w:eastAsia="Times New Roman" w:hAnsi="Times New Roman" w:cs="Times New Roman"/>
+          <w:color w:val="0F1115"/>
+          <w:sz w:val="28"/>
+          <w:szCs w:val="28"/>
+        </w:rPr>
+        <w:t>Приложение состоит из пяти основных экранов (Activity): главный экран со списком задач, экран создания/редактирования задачи, экран заметок, экран напоминаний, экран профиля, а также экраны регистрации и входа. Навигация между экранами реализована с помощью стандартных Intent и нижней навигационной панели (</w:t>
+      </w:r>
+      <w:proofErr w:type="spellStart"/>
+      <w:r>
+        <w:rPr>
+          <w:rFonts w:ascii="Times New Roman" w:eastAsia="Times New Roman" w:hAnsi="Times New Roman" w:cs="Times New Roman"/>
+          <w:color w:val="0F1115"/>
+          <w:sz w:val="28"/>
+          <w:szCs w:val="28"/>
+        </w:rPr>
+        <w:t>BottomNavigationView</w:t>
+      </w:r>
+      <w:proofErr w:type="spellEnd"/>
+      <w:r>
+        <w:rPr>
+          <w:rFonts w:ascii="Times New Roman" w:eastAsia="Times New Roman" w:hAnsi="Times New Roman" w:cs="Times New Roman"/>
+          <w:color w:val="0F1115"/>
+          <w:sz w:val="28"/>
+          <w:szCs w:val="28"/>
+        </w:rPr>
+        <w:t>) на главном экране.</w:t>
+      </w:r>
+    </w:p>
+    <w:p>
+      <w:pPr>
+        <w:shd w:val="clear" w:color="auto" w:fill="FFFFFF" w:themeFill="background1"/>
+        <w:spacing w:after="0" w:line="360" w:lineRule="auto"/>
+        <w:ind w:firstLine="709"/>
         <w:jc w:val="both"/>
         <w:rPr>
           <w:rFonts w:ascii="Times New Roman" w:eastAsia="Times New Roman" w:hAnsi="Times New Roman" w:cs="Times New Roman"/>
@@ -5160,8 +5689,8 @@
     <w:p>
       <w:pPr>
         <w:shd w:val="clear" w:color="auto" w:fill="FFFFFF" w:themeFill="background1"/>
-        <w:spacing w:before="240" w:after="240" w:line="360" w:lineRule="auto"/>
-        <w:ind w:firstLine="851"/>
+        <w:spacing w:after="0" w:line="360" w:lineRule="auto"/>
+        <w:ind w:firstLine="709"/>
         <w:jc w:val="both"/>
         <w:rPr>
           <w:rFonts w:ascii="Times New Roman" w:eastAsia="Times New Roman" w:hAnsi="Times New Roman" w:cs="Times New Roman"/>
@@ -5183,8 +5712,8 @@
     <w:p>
       <w:pPr>
         <w:shd w:val="clear" w:color="auto" w:fill="FFFFFF" w:themeFill="background1"/>
-        <w:spacing w:before="240" w:after="240" w:line="360" w:lineRule="auto"/>
-        <w:ind w:left="709"/>
+        <w:spacing w:after="0" w:line="360" w:lineRule="auto"/>
+        <w:ind w:firstLine="709"/>
         <w:jc w:val="both"/>
         <w:rPr>
           <w:rFonts w:ascii="Times New Roman" w:eastAsia="Times New Roman" w:hAnsi="Times New Roman" w:cs="Times New Roman"/>
@@ -5221,24 +5750,42 @@
     <w:p>
       <w:pPr>
         <w:shd w:val="clear" w:color="auto" w:fill="FFFFFF" w:themeFill="background1"/>
-        <w:spacing w:before="240" w:after="240" w:line="360" w:lineRule="auto"/>
-        <w:ind w:firstLine="851"/>
-        <w:jc w:val="both"/>
-        <w:rPr>
-          <w:rFonts w:ascii="Times New Roman" w:eastAsia="Times New Roman" w:hAnsi="Times New Roman" w:cs="Times New Roman"/>
-          <w:color w:val="0F1115"/>
-          <w:sz w:val="28"/>
-          <w:szCs w:val="28"/>
-        </w:rPr>
-      </w:pPr>
-      <w:r>
-        <w:rPr>
-          <w:rFonts w:ascii="Times New Roman" w:eastAsia="Times New Roman" w:hAnsi="Times New Roman" w:cs="Times New Roman"/>
-          <w:color w:val="0F1115"/>
-          <w:sz w:val="28"/>
-          <w:szCs w:val="28"/>
-        </w:rPr>
-        <w:t xml:space="preserve">Главный экран (список задач): содержит заголовок, строку поиска (SearchView), кнопку добавления новой задачи, вкладки для переключения между активными и выполненными задачами, а также RecyclerView для отображения списка задач. Каждая карточка задачи содержит название, </w:t>
+        <w:spacing w:after="0" w:line="360" w:lineRule="auto"/>
+        <w:ind w:firstLine="709"/>
+        <w:jc w:val="both"/>
+        <w:rPr>
+          <w:rFonts w:ascii="Times New Roman" w:eastAsia="Times New Roman" w:hAnsi="Times New Roman" w:cs="Times New Roman"/>
+          <w:color w:val="0F1115"/>
+          <w:sz w:val="28"/>
+          <w:szCs w:val="28"/>
+        </w:rPr>
+      </w:pPr>
+      <w:r>
+        <w:rPr>
+          <w:rFonts w:ascii="Times New Roman" w:eastAsia="Times New Roman" w:hAnsi="Times New Roman" w:cs="Times New Roman"/>
+          <w:color w:val="0F1115"/>
+          <w:sz w:val="28"/>
+          <w:szCs w:val="28"/>
+        </w:rPr>
+        <w:t>Главный экран (список задач): содержит заголовок, строку поиска (SearchView), кнопку добавления новой задачи, вкладки для переключения между активными и выполненными задачами, а также RecyclerView для отображения списка задач. Каждая карточка задачи содержит название, дату, приоритет и чекбокс для отметки выполнения. Нижняя панель навигации позволяет переключаться между задачами, заметками, напоминаниями и профилем.</w:t>
+      </w:r>
+      <w:r>
+        <w:rPr>
+          <w:rFonts w:ascii="Times New Roman" w:eastAsia="Times New Roman" w:hAnsi="Times New Roman" w:cs="Times New Roman"/>
+          <w:color w:val="0F1115"/>
+          <w:sz w:val="28"/>
+          <w:szCs w:val="28"/>
+        </w:rPr>
+        <w:t xml:space="preserve"> </w:t>
+      </w:r>
+      <w:r>
+        <w:rPr>
+          <w:rFonts w:ascii="Times New Roman" w:eastAsia="Times New Roman" w:hAnsi="Times New Roman" w:cs="Times New Roman"/>
+          <w:color w:val="0F1115"/>
+          <w:sz w:val="28"/>
+          <w:szCs w:val="28"/>
+        </w:rPr>
+        <w:t xml:space="preserve">Экран создания/редактирования задачи: содержит поля для ввода названия, описания, выбора даты (DatePicker) и времени (TimePicker), выбора приоритета (Spinner или RadioGroup), выбора </w:t>
       </w:r>
       <w:r>
         <w:rPr>
@@ -5248,25 +5795,7 @@
           <w:szCs w:val="28"/>
         </w:rPr>
         <w:lastRenderedPageBreak/>
-        <w:t>дату, приоритет и чекбокс для отметки выполнения. Нижняя панель навигации позволяет переключаться между задачами, заметками, напоминаниями и профилем.</w:t>
-      </w:r>
-      <w:r>
-        <w:rPr>
-          <w:rFonts w:ascii="Times New Roman" w:eastAsia="Times New Roman" w:hAnsi="Times New Roman" w:cs="Times New Roman"/>
-          <w:color w:val="0F1115"/>
-          <w:sz w:val="28"/>
-          <w:szCs w:val="28"/>
-        </w:rPr>
-        <w:t xml:space="preserve"> </w:t>
-      </w:r>
-      <w:r>
-        <w:rPr>
-          <w:rFonts w:ascii="Times New Roman" w:eastAsia="Times New Roman" w:hAnsi="Times New Roman" w:cs="Times New Roman"/>
-          <w:color w:val="0F1115"/>
-          <w:sz w:val="28"/>
-          <w:szCs w:val="28"/>
-        </w:rPr>
-        <w:t>Экран создания/редактирования задачи: содержит поля для ввода названия, описания, выбора даты (DatePicker) и времени (TimePicker), выбора приоритета (Spinner или RadioGroup), выбора категории. Кнопки «Сохранить» и «Отмена».</w:t>
+        <w:t>категории. Кнопки «Сохранить» и «Отмена».</w:t>
       </w:r>
       <w:r>
         <w:rPr>
@@ -5364,8 +5893,8 @@
     <w:p>
       <w:pPr>
         <w:shd w:val="clear" w:color="auto" w:fill="FFFFFF" w:themeFill="background1"/>
-        <w:spacing w:before="240" w:after="240" w:line="360" w:lineRule="auto"/>
-        <w:ind w:left="709"/>
+        <w:spacing w:after="0" w:line="360" w:lineRule="auto"/>
+        <w:ind w:firstLine="709"/>
         <w:jc w:val="both"/>
         <w:rPr>
           <w:rFonts w:ascii="Times New Roman" w:eastAsia="Times New Roman" w:hAnsi="Times New Roman" w:cs="Times New Roman"/>
@@ -5402,31 +5931,51 @@
     <w:p>
       <w:pPr>
         <w:shd w:val="clear" w:color="auto" w:fill="FFFFFF" w:themeFill="background1"/>
-        <w:spacing w:before="240" w:after="240" w:line="360" w:lineRule="auto"/>
-        <w:ind w:firstLine="851"/>
-        <w:jc w:val="both"/>
-        <w:rPr>
-          <w:rFonts w:ascii="Times New Roman" w:eastAsia="Times New Roman" w:hAnsi="Times New Roman" w:cs="Times New Roman"/>
-          <w:color w:val="0F1115"/>
-          <w:sz w:val="28"/>
-          <w:szCs w:val="28"/>
-        </w:rPr>
-      </w:pPr>
-      <w:r>
-        <w:rPr>
-          <w:rFonts w:ascii="Times New Roman" w:eastAsia="Times New Roman" w:hAnsi="Times New Roman" w:cs="Times New Roman"/>
-          <w:color w:val="0F1115"/>
-          <w:sz w:val="28"/>
-          <w:szCs w:val="28"/>
-        </w:rPr>
-        <w:t>Для поддержки светлой и тёмной темы использована тема Theme.MaterialComponents.DayNight.NoActionBar, которая автоматически переключает цветовую палитру в зависимости от системных настроек или выбора пользователя. Дополнительно в файле themes.xml определены основные цвета (primary, secondary) и атрибуты для текста. Переключатель тёмной темы на экране профиля сохраняет выбранный режим в SharedPreferences и применяет его через AppCompatDelegate.setDefaultNightMode().</w:t>
-      </w:r>
-    </w:p>
-    <w:p>
-      <w:pPr>
-        <w:shd w:val="clear" w:color="auto" w:fill="FFFFFF" w:themeFill="background1"/>
-        <w:spacing w:before="240" w:after="240" w:line="360" w:lineRule="auto"/>
-        <w:ind w:left="709"/>
+        <w:spacing w:after="0" w:line="360" w:lineRule="auto"/>
+        <w:ind w:firstLine="709"/>
+        <w:jc w:val="both"/>
+        <w:rPr>
+          <w:rFonts w:ascii="Times New Roman" w:eastAsia="Times New Roman" w:hAnsi="Times New Roman" w:cs="Times New Roman"/>
+          <w:color w:val="0F1115"/>
+          <w:sz w:val="28"/>
+          <w:szCs w:val="28"/>
+        </w:rPr>
+      </w:pPr>
+      <w:r>
+        <w:rPr>
+          <w:rFonts w:ascii="Times New Roman" w:eastAsia="Times New Roman" w:hAnsi="Times New Roman" w:cs="Times New Roman"/>
+          <w:color w:val="0F1115"/>
+          <w:sz w:val="28"/>
+          <w:szCs w:val="28"/>
+        </w:rPr>
+        <w:t xml:space="preserve">Для поддержки светлой и тёмной темы использована тема Theme.MaterialComponents.DayNight.NoActionBar, которая автоматически переключает цветовую палитру в зависимости от системных настроек или выбора пользователя. Дополнительно в файле themes.xml определены основные цвета (primary, secondary) и атрибуты для текста. Переключатель тёмной темы на экране профиля сохраняет выбранный режим в SharedPreferences и применяет его через </w:t>
+      </w:r>
+      <w:proofErr w:type="spellStart"/>
+      <w:r>
+        <w:rPr>
+          <w:rFonts w:ascii="Times New Roman" w:eastAsia="Times New Roman" w:hAnsi="Times New Roman" w:cs="Times New Roman"/>
+          <w:color w:val="0F1115"/>
+          <w:sz w:val="28"/>
+          <w:szCs w:val="28"/>
+        </w:rPr>
+        <w:t>AppCompatDelegate.setDefaultNightMode</w:t>
+      </w:r>
+      <w:proofErr w:type="spellEnd"/>
+      <w:r>
+        <w:rPr>
+          <w:rFonts w:ascii="Times New Roman" w:eastAsia="Times New Roman" w:hAnsi="Times New Roman" w:cs="Times New Roman"/>
+          <w:color w:val="0F1115"/>
+          <w:sz w:val="28"/>
+          <w:szCs w:val="28"/>
+        </w:rPr>
+        <w:t>().</w:t>
+      </w:r>
+    </w:p>
+    <w:p>
+      <w:pPr>
+        <w:shd w:val="clear" w:color="auto" w:fill="FFFFFF" w:themeFill="background1"/>
+        <w:spacing w:after="0" w:line="360" w:lineRule="auto"/>
+        <w:ind w:firstLine="709"/>
         <w:jc w:val="both"/>
         <w:rPr>
           <w:rFonts w:ascii="Times New Roman" w:eastAsia="Times New Roman" w:hAnsi="Times New Roman" w:cs="Times New Roman"/>
@@ -5463,8 +6012,8 @@
     <w:p>
       <w:pPr>
         <w:shd w:val="clear" w:color="auto" w:fill="FFFFFF" w:themeFill="background1"/>
-        <w:spacing w:before="240" w:after="240" w:line="360" w:lineRule="auto"/>
-        <w:ind w:left="709"/>
+        <w:spacing w:after="0" w:line="360" w:lineRule="auto"/>
+        <w:ind w:firstLine="709"/>
         <w:jc w:val="both"/>
         <w:rPr>
           <w:rFonts w:ascii="Times New Roman" w:eastAsia="Times New Roman" w:hAnsi="Times New Roman" w:cs="Times New Roman"/>
@@ -5484,7 +6033,6 @@
           <w:sz w:val="28"/>
           <w:szCs w:val="28"/>
         </w:rPr>
-        <w:lastRenderedPageBreak/>
         <w:t xml:space="preserve">2.2.1. </w:t>
       </w:r>
       <w:r>
@@ -5501,24 +6049,34 @@
     <w:p>
       <w:pPr>
         <w:shd w:val="clear" w:color="auto" w:fill="FFFFFF" w:themeFill="background1"/>
-        <w:spacing w:before="240" w:after="240" w:line="360" w:lineRule="auto"/>
-        <w:ind w:firstLine="851"/>
-        <w:jc w:val="both"/>
-        <w:rPr>
-          <w:rFonts w:ascii="Times New Roman" w:eastAsia="Times New Roman" w:hAnsi="Times New Roman" w:cs="Times New Roman"/>
-          <w:color w:val="0F1115"/>
-          <w:sz w:val="28"/>
-          <w:szCs w:val="28"/>
-        </w:rPr>
-      </w:pPr>
-      <w:r>
-        <w:rPr>
-          <w:rFonts w:ascii="Times New Roman" w:eastAsia="Times New Roman" w:hAnsi="Times New Roman" w:cs="Times New Roman"/>
-          <w:color w:val="0F1115"/>
-          <w:sz w:val="28"/>
-          <w:szCs w:val="28"/>
-        </w:rPr>
-        <w:t>Приложение построено по принципу разделения ответственности на три уровня: данные (модели), доступ к данным (DAO, база данных) и представление (Activity, адаптеры). В качестве архитектурного паттерна выбран упрощённый вариант Model-View-ViewModel (MVVM) без использования ViewModel из Android Jetpack — все операции с данными выполняются непосредственно в Activity с помощью корутин, что обеспечивает наглядность и простоту отладки.</w:t>
+        <w:spacing w:after="0" w:line="360" w:lineRule="auto"/>
+        <w:ind w:firstLine="709"/>
+        <w:jc w:val="both"/>
+        <w:rPr>
+          <w:rFonts w:ascii="Times New Roman" w:eastAsia="Times New Roman" w:hAnsi="Times New Roman" w:cs="Times New Roman"/>
+          <w:color w:val="0F1115"/>
+          <w:sz w:val="28"/>
+          <w:szCs w:val="28"/>
+        </w:rPr>
+      </w:pPr>
+      <w:r>
+        <w:rPr>
+          <w:rFonts w:ascii="Times New Roman" w:eastAsia="Times New Roman" w:hAnsi="Times New Roman" w:cs="Times New Roman"/>
+          <w:color w:val="0F1115"/>
+          <w:sz w:val="28"/>
+          <w:szCs w:val="28"/>
+        </w:rPr>
+        <w:t xml:space="preserve">Приложение построено по принципу разделения ответственности на три уровня: данные (модели), доступ к данным (DAO, база данных) и представление (Activity, адаптеры). В качестве архитектурного паттерна выбран упрощённый вариант Model-View-ViewModel (MVVM) без использования ViewModel из Android Jetpack — все операции с данными </w:t>
+      </w:r>
+      <w:r>
+        <w:rPr>
+          <w:rFonts w:ascii="Times New Roman" w:eastAsia="Times New Roman" w:hAnsi="Times New Roman" w:cs="Times New Roman"/>
+          <w:color w:val="0F1115"/>
+          <w:sz w:val="28"/>
+          <w:szCs w:val="28"/>
+        </w:rPr>
+        <w:lastRenderedPageBreak/>
+        <w:t>выполняются непосредственно в Activity с помощью корутин, что обеспечивает наглядность и простоту отладки.</w:t>
       </w:r>
     </w:p>
     <w:p>
@@ -5529,23 +6087,64 @@
           <w:numId w:val="38"/>
         </w:numPr>
         <w:shd w:val="clear" w:color="auto" w:fill="FFFFFF" w:themeFill="background1"/>
-        <w:spacing w:before="240" w:after="240" w:line="360" w:lineRule="auto"/>
-        <w:jc w:val="both"/>
-        <w:rPr>
-          <w:rFonts w:ascii="Times New Roman" w:eastAsia="Times New Roman" w:hAnsi="Times New Roman" w:cs="Times New Roman"/>
-          <w:color w:val="0F1115"/>
-          <w:sz w:val="28"/>
-          <w:szCs w:val="28"/>
-        </w:rPr>
-      </w:pPr>
-      <w:r>
-        <w:rPr>
-          <w:rFonts w:ascii="Times New Roman" w:eastAsia="Times New Roman" w:hAnsi="Times New Roman" w:cs="Times New Roman"/>
-          <w:color w:val="0F1115"/>
-          <w:sz w:val="28"/>
-          <w:szCs w:val="28"/>
-        </w:rPr>
-        <w:t>Модели (Entity): Task, Note, Reminder, User — классы, аннотированные @Entity, описывающие таблицы базы данных.</w:t>
+        <w:spacing w:after="0" w:line="360" w:lineRule="auto"/>
+        <w:ind w:left="0" w:firstLine="709"/>
+        <w:jc w:val="both"/>
+        <w:rPr>
+          <w:rFonts w:ascii="Times New Roman" w:eastAsia="Times New Roman" w:hAnsi="Times New Roman" w:cs="Times New Roman"/>
+          <w:color w:val="0F1115"/>
+          <w:sz w:val="28"/>
+          <w:szCs w:val="28"/>
+        </w:rPr>
+      </w:pPr>
+      <w:r>
+        <w:rPr>
+          <w:rFonts w:ascii="Times New Roman" w:eastAsia="Times New Roman" w:hAnsi="Times New Roman" w:cs="Times New Roman"/>
+          <w:color w:val="0F1115"/>
+          <w:sz w:val="28"/>
+          <w:szCs w:val="28"/>
+        </w:rPr>
+        <w:t>Модели (</w:t>
+      </w:r>
+      <w:proofErr w:type="spellStart"/>
+      <w:r>
+        <w:rPr>
+          <w:rFonts w:ascii="Times New Roman" w:eastAsia="Times New Roman" w:hAnsi="Times New Roman" w:cs="Times New Roman"/>
+          <w:color w:val="0F1115"/>
+          <w:sz w:val="28"/>
+          <w:szCs w:val="28"/>
+        </w:rPr>
+        <w:t>Entity</w:t>
+      </w:r>
+      <w:proofErr w:type="spellEnd"/>
+      <w:r>
+        <w:rPr>
+          <w:rFonts w:ascii="Times New Roman" w:eastAsia="Times New Roman" w:hAnsi="Times New Roman" w:cs="Times New Roman"/>
+          <w:color w:val="0F1115"/>
+          <w:sz w:val="28"/>
+          <w:szCs w:val="28"/>
+        </w:rPr>
+        <w:t xml:space="preserve">): Task, Note, </w:t>
+      </w:r>
+      <w:proofErr w:type="spellStart"/>
+      <w:r>
+        <w:rPr>
+          <w:rFonts w:ascii="Times New Roman" w:eastAsia="Times New Roman" w:hAnsi="Times New Roman" w:cs="Times New Roman"/>
+          <w:color w:val="0F1115"/>
+          <w:sz w:val="28"/>
+          <w:szCs w:val="28"/>
+        </w:rPr>
+        <w:t>Reminder</w:t>
+      </w:r>
+      <w:proofErr w:type="spellEnd"/>
+      <w:r>
+        <w:rPr>
+          <w:rFonts w:ascii="Times New Roman" w:eastAsia="Times New Roman" w:hAnsi="Times New Roman" w:cs="Times New Roman"/>
+          <w:color w:val="0F1115"/>
+          <w:sz w:val="28"/>
+          <w:szCs w:val="28"/>
+        </w:rPr>
+        <w:t>, User — классы, аннотированные @Entity, описывающие таблицы базы данных.</w:t>
       </w:r>
     </w:p>
     <w:p>
@@ -5556,7 +6155,8 @@
           <w:numId w:val="38"/>
         </w:numPr>
         <w:shd w:val="clear" w:color="auto" w:fill="FFFFFF" w:themeFill="background1"/>
-        <w:spacing w:before="240" w:after="240" w:line="360" w:lineRule="auto"/>
+        <w:spacing w:after="0" w:line="360" w:lineRule="auto"/>
+        <w:ind w:left="0" w:firstLine="709"/>
         <w:jc w:val="both"/>
         <w:rPr>
           <w:rFonts w:ascii="Times New Roman" w:eastAsia="Times New Roman" w:hAnsi="Times New Roman" w:cs="Times New Roman"/>
@@ -5583,23 +6183,44 @@
           <w:numId w:val="38"/>
         </w:numPr>
         <w:shd w:val="clear" w:color="auto" w:fill="FFFFFF" w:themeFill="background1"/>
-        <w:spacing w:before="240" w:after="240" w:line="360" w:lineRule="auto"/>
-        <w:jc w:val="both"/>
-        <w:rPr>
-          <w:rFonts w:ascii="Times New Roman" w:eastAsia="Times New Roman" w:hAnsi="Times New Roman" w:cs="Times New Roman"/>
-          <w:color w:val="0F1115"/>
-          <w:sz w:val="28"/>
-          <w:szCs w:val="28"/>
-        </w:rPr>
-      </w:pPr>
-      <w:r>
-        <w:rPr>
-          <w:rFonts w:ascii="Times New Roman" w:eastAsia="Times New Roman" w:hAnsi="Times New Roman" w:cs="Times New Roman"/>
-          <w:color w:val="0F1115"/>
-          <w:sz w:val="28"/>
-          <w:szCs w:val="28"/>
-        </w:rPr>
-        <w:t>База данных: AppDatabase — абстрактный класс, наследующий RoomDatabase, связывает модели и DAO.</w:t>
+        <w:spacing w:after="0" w:line="360" w:lineRule="auto"/>
+        <w:ind w:left="0" w:firstLine="709"/>
+        <w:jc w:val="both"/>
+        <w:rPr>
+          <w:rFonts w:ascii="Times New Roman" w:eastAsia="Times New Roman" w:hAnsi="Times New Roman" w:cs="Times New Roman"/>
+          <w:color w:val="0F1115"/>
+          <w:sz w:val="28"/>
+          <w:szCs w:val="28"/>
+        </w:rPr>
+      </w:pPr>
+      <w:r>
+        <w:rPr>
+          <w:rFonts w:ascii="Times New Roman" w:eastAsia="Times New Roman" w:hAnsi="Times New Roman" w:cs="Times New Roman"/>
+          <w:color w:val="0F1115"/>
+          <w:sz w:val="28"/>
+          <w:szCs w:val="28"/>
+        </w:rPr>
+        <w:t xml:space="preserve">База данных: </w:t>
+      </w:r>
+      <w:proofErr w:type="spellStart"/>
+      <w:r>
+        <w:rPr>
+          <w:rFonts w:ascii="Times New Roman" w:eastAsia="Times New Roman" w:hAnsi="Times New Roman" w:cs="Times New Roman"/>
+          <w:color w:val="0F1115"/>
+          <w:sz w:val="28"/>
+          <w:szCs w:val="28"/>
+        </w:rPr>
+        <w:t>AppDatabase</w:t>
+      </w:r>
+      <w:proofErr w:type="spellEnd"/>
+      <w:r>
+        <w:rPr>
+          <w:rFonts w:ascii="Times New Roman" w:eastAsia="Times New Roman" w:hAnsi="Times New Roman" w:cs="Times New Roman"/>
+          <w:color w:val="0F1115"/>
+          <w:sz w:val="28"/>
+          <w:szCs w:val="28"/>
+        </w:rPr>
+        <w:t xml:space="preserve"> — абстрактный класс, наследующий RoomDatabase, связывает модели и DAO.</w:t>
       </w:r>
     </w:p>
     <w:p>
@@ -5610,30 +6231,71 @@
           <w:numId w:val="38"/>
         </w:numPr>
         <w:shd w:val="clear" w:color="auto" w:fill="FFFFFF" w:themeFill="background1"/>
-        <w:spacing w:before="240" w:after="240" w:line="360" w:lineRule="auto"/>
-        <w:jc w:val="both"/>
-        <w:rPr>
-          <w:rFonts w:ascii="Times New Roman" w:eastAsia="Times New Roman" w:hAnsi="Times New Roman" w:cs="Times New Roman"/>
-          <w:color w:val="0F1115"/>
-          <w:sz w:val="28"/>
-          <w:szCs w:val="28"/>
-        </w:rPr>
-      </w:pPr>
-      <w:r>
-        <w:rPr>
-          <w:rFonts w:ascii="Times New Roman" w:eastAsia="Times New Roman" w:hAnsi="Times New Roman" w:cs="Times New Roman"/>
-          <w:color w:val="0F1115"/>
-          <w:sz w:val="28"/>
-          <w:szCs w:val="28"/>
-        </w:rPr>
-        <w:t>Представление (Activity): каждая Activity взаимодействует с DAO через экземпляр базы данных. Асинхронные запросы выполняются в корутинах с использованием lifecycleScope.</w:t>
-      </w:r>
-    </w:p>
-    <w:p>
-      <w:pPr>
-        <w:shd w:val="clear" w:color="auto" w:fill="FFFFFF" w:themeFill="background1"/>
-        <w:spacing w:before="240" w:after="240" w:line="360" w:lineRule="auto"/>
-        <w:ind w:left="709"/>
+        <w:spacing w:after="0" w:line="360" w:lineRule="auto"/>
+        <w:ind w:left="0" w:firstLine="709"/>
+        <w:jc w:val="both"/>
+        <w:rPr>
+          <w:rFonts w:ascii="Times New Roman" w:eastAsia="Times New Roman" w:hAnsi="Times New Roman" w:cs="Times New Roman"/>
+          <w:color w:val="0F1115"/>
+          <w:sz w:val="28"/>
+          <w:szCs w:val="28"/>
+        </w:rPr>
+      </w:pPr>
+      <w:r>
+        <w:rPr>
+          <w:rFonts w:ascii="Times New Roman" w:eastAsia="Times New Roman" w:hAnsi="Times New Roman" w:cs="Times New Roman"/>
+          <w:color w:val="0F1115"/>
+          <w:sz w:val="28"/>
+          <w:szCs w:val="28"/>
+        </w:rPr>
+        <w:t>Представление (</w:t>
+      </w:r>
+      <w:proofErr w:type="spellStart"/>
+      <w:r>
+        <w:rPr>
+          <w:rFonts w:ascii="Times New Roman" w:eastAsia="Times New Roman" w:hAnsi="Times New Roman" w:cs="Times New Roman"/>
+          <w:color w:val="0F1115"/>
+          <w:sz w:val="28"/>
+          <w:szCs w:val="28"/>
+        </w:rPr>
+        <w:t>Activity</w:t>
+      </w:r>
+      <w:proofErr w:type="spellEnd"/>
+      <w:r>
+        <w:rPr>
+          <w:rFonts w:ascii="Times New Roman" w:eastAsia="Times New Roman" w:hAnsi="Times New Roman" w:cs="Times New Roman"/>
+          <w:color w:val="0F1115"/>
+          <w:sz w:val="28"/>
+          <w:szCs w:val="28"/>
+        </w:rPr>
+        <w:t xml:space="preserve">): каждая </w:t>
+      </w:r>
+      <w:proofErr w:type="spellStart"/>
+      <w:r>
+        <w:rPr>
+          <w:rFonts w:ascii="Times New Roman" w:eastAsia="Times New Roman" w:hAnsi="Times New Roman" w:cs="Times New Roman"/>
+          <w:color w:val="0F1115"/>
+          <w:sz w:val="28"/>
+          <w:szCs w:val="28"/>
+        </w:rPr>
+        <w:t>Activity</w:t>
+      </w:r>
+      <w:proofErr w:type="spellEnd"/>
+      <w:r>
+        <w:rPr>
+          <w:rFonts w:ascii="Times New Roman" w:eastAsia="Times New Roman" w:hAnsi="Times New Roman" w:cs="Times New Roman"/>
+          <w:color w:val="0F1115"/>
+          <w:sz w:val="28"/>
+          <w:szCs w:val="28"/>
+        </w:rPr>
+        <w:t xml:space="preserve"> взаимодействует с DAO через экземпляр базы данных. Асинхронные запросы выполняются в корутинах с использованием lifecycleScope.</w:t>
+      </w:r>
+    </w:p>
+    <w:p>
+      <w:pPr>
+        <w:shd w:val="clear" w:color="auto" w:fill="FFFFFF" w:themeFill="background1"/>
+        <w:spacing w:after="0" w:line="360" w:lineRule="auto"/>
+        <w:ind w:firstLine="709"/>
         <w:jc w:val="both"/>
         <w:rPr>
           <w:rFonts w:ascii="Times New Roman" w:eastAsia="Times New Roman" w:hAnsi="Times New Roman" w:cs="Times New Roman"/>
@@ -5670,8 +6332,8 @@
     <w:p>
       <w:pPr>
         <w:shd w:val="clear" w:color="auto" w:fill="FFFFFF" w:themeFill="background1"/>
-        <w:spacing w:before="240" w:after="240" w:line="360" w:lineRule="auto"/>
-        <w:ind w:firstLine="851"/>
+        <w:spacing w:after="0" w:line="360" w:lineRule="auto"/>
+        <w:ind w:firstLine="709"/>
         <w:jc w:val="both"/>
         <w:rPr>
           <w:rFonts w:ascii="Times New Roman" w:eastAsia="Times New Roman" w:hAnsi="Times New Roman" w:cs="Times New Roman"/>
@@ -5693,8 +6355,8 @@
     <w:p>
       <w:pPr>
         <w:shd w:val="clear" w:color="auto" w:fill="FFFFFF" w:themeFill="background1"/>
-        <w:spacing w:before="240" w:after="240" w:line="360" w:lineRule="auto"/>
-        <w:ind w:left="709"/>
+        <w:spacing w:after="0" w:line="360" w:lineRule="auto"/>
+        <w:ind w:firstLine="709"/>
         <w:jc w:val="both"/>
         <w:rPr>
           <w:rFonts w:ascii="Times New Roman" w:eastAsia="Times New Roman" w:hAnsi="Times New Roman" w:cs="Times New Roman"/>
@@ -5714,7 +6376,6 @@
           <w:sz w:val="28"/>
           <w:szCs w:val="28"/>
         </w:rPr>
-        <w:lastRenderedPageBreak/>
         <w:t xml:space="preserve">2.2.3. </w:t>
       </w:r>
       <w:r>
@@ -5732,24 +6393,84 @@
     <w:p>
       <w:pPr>
         <w:shd w:val="clear" w:color="auto" w:fill="FFFFFF" w:themeFill="background1"/>
-        <w:spacing w:before="240" w:after="240" w:line="360" w:lineRule="auto"/>
-        <w:ind w:firstLine="851"/>
-        <w:jc w:val="both"/>
-        <w:rPr>
-          <w:rFonts w:ascii="Times New Roman" w:eastAsia="Times New Roman" w:hAnsi="Times New Roman" w:cs="Times New Roman"/>
-          <w:color w:val="0F1115"/>
-          <w:sz w:val="28"/>
-          <w:szCs w:val="28"/>
-        </w:rPr>
-      </w:pPr>
-      <w:r>
-        <w:rPr>
-          <w:rFonts w:ascii="Times New Roman" w:eastAsia="Times New Roman" w:hAnsi="Times New Roman" w:cs="Times New Roman"/>
-          <w:color w:val="0F1115"/>
-          <w:sz w:val="28"/>
-          <w:szCs w:val="28"/>
-        </w:rPr>
-        <w:t>Управление задачами реализовано следующим образом: пользователь нажимает кнопку добавления задачи, заполняет поля, выбирает дату, время, приоритет и категорию. При сохранении создаётся объект Task, который вставляется в базу данных через TaskDao. Список задач на главном экране обновляется автоматически с использованием Flow&lt;List&lt;Task&gt;&gt;. При нажатии на чекбокс статус задачи меняется на «выполнена». Поиск задач выполняется через запрос к TaskDao с использованием like-условия.</w:t>
+        <w:spacing w:after="0" w:line="360" w:lineRule="auto"/>
+        <w:ind w:firstLine="709"/>
+        <w:jc w:val="both"/>
+        <w:rPr>
+          <w:rFonts w:ascii="Times New Roman" w:eastAsia="Times New Roman" w:hAnsi="Times New Roman" w:cs="Times New Roman"/>
+          <w:color w:val="0F1115"/>
+          <w:sz w:val="28"/>
+          <w:szCs w:val="28"/>
+        </w:rPr>
+      </w:pPr>
+      <w:r>
+        <w:rPr>
+          <w:rFonts w:ascii="Times New Roman" w:eastAsia="Times New Roman" w:hAnsi="Times New Roman" w:cs="Times New Roman"/>
+          <w:color w:val="0F1115"/>
+          <w:sz w:val="28"/>
+          <w:szCs w:val="28"/>
+        </w:rPr>
+        <w:t xml:space="preserve">Управление задачами реализовано следующим образом: пользователь нажимает кнопку добавления задачи, заполняет поля, выбирает дату, время, приоритет и категорию. При сохранении создаётся объект Task, который вставляется в базу данных через TaskDao. Список задач на главном экране обновляется автоматически с использованием </w:t>
+      </w:r>
+      <w:proofErr w:type="gramStart"/>
+      <w:r>
+        <w:rPr>
+          <w:rFonts w:ascii="Times New Roman" w:eastAsia="Times New Roman" w:hAnsi="Times New Roman" w:cs="Times New Roman"/>
+          <w:color w:val="0F1115"/>
+          <w:sz w:val="28"/>
+          <w:szCs w:val="28"/>
+        </w:rPr>
+        <w:t>Flow&lt;</w:t>
+      </w:r>
+      <w:proofErr w:type="gramEnd"/>
+      <w:r>
+        <w:rPr>
+          <w:rFonts w:ascii="Times New Roman" w:eastAsia="Times New Roman" w:hAnsi="Times New Roman" w:cs="Times New Roman"/>
+          <w:color w:val="0F1115"/>
+          <w:sz w:val="28"/>
+          <w:szCs w:val="28"/>
+        </w:rPr>
+        <w:t xml:space="preserve">List&lt;Task&gt;&gt;. При нажатии на чекбокс статус задачи меняется на «выполнена». Поиск задач выполняется через запрос к </w:t>
+      </w:r>
+      <w:proofErr w:type="spellStart"/>
+      <w:r>
+        <w:rPr>
+          <w:rFonts w:ascii="Times New Roman" w:eastAsia="Times New Roman" w:hAnsi="Times New Roman" w:cs="Times New Roman"/>
+          <w:color w:val="0F1115"/>
+          <w:sz w:val="28"/>
+          <w:szCs w:val="28"/>
+        </w:rPr>
+        <w:t>TaskDao</w:t>
+      </w:r>
+      <w:proofErr w:type="spellEnd"/>
+      <w:r>
+        <w:rPr>
+          <w:rFonts w:ascii="Times New Roman" w:eastAsia="Times New Roman" w:hAnsi="Times New Roman" w:cs="Times New Roman"/>
+          <w:color w:val="0F1115"/>
+          <w:sz w:val="28"/>
+          <w:szCs w:val="28"/>
+        </w:rPr>
+        <w:t xml:space="preserve"> с использованием </w:t>
+      </w:r>
+      <w:proofErr w:type="spellStart"/>
+      <w:r>
+        <w:rPr>
+          <w:rFonts w:ascii="Times New Roman" w:eastAsia="Times New Roman" w:hAnsi="Times New Roman" w:cs="Times New Roman"/>
+          <w:color w:val="0F1115"/>
+          <w:sz w:val="28"/>
+          <w:szCs w:val="28"/>
+        </w:rPr>
+        <w:t>like</w:t>
+      </w:r>
+      <w:proofErr w:type="spellEnd"/>
+      <w:r>
+        <w:rPr>
+          <w:rFonts w:ascii="Times New Roman" w:eastAsia="Times New Roman" w:hAnsi="Times New Roman" w:cs="Times New Roman"/>
+          <w:color w:val="0F1115"/>
+          <w:sz w:val="28"/>
+          <w:szCs w:val="28"/>
+        </w:rPr>
+        <w:t>-условия.</w:t>
       </w:r>
       <w:r>
         <w:rPr>
@@ -5767,7 +6488,17 @@
           <w:sz w:val="28"/>
           <w:szCs w:val="28"/>
         </w:rPr>
-        <w:t>Аналогично реализована работа с заметками: создание, редактирование, удаление и поиск.</w:t>
+        <w:t xml:space="preserve">Аналогично реализована работа с заметками: </w:t>
+      </w:r>
+      <w:r>
+        <w:rPr>
+          <w:rFonts w:ascii="Times New Roman" w:eastAsia="Times New Roman" w:hAnsi="Times New Roman" w:cs="Times New Roman"/>
+          <w:color w:val="0F1115"/>
+          <w:sz w:val="28"/>
+          <w:szCs w:val="28"/>
+        </w:rPr>
+        <w:lastRenderedPageBreak/>
+        <w:t>создание, редактирование, удаление и поиск.</w:t>
       </w:r>
       <w:r>
         <w:rPr>
@@ -5785,14 +6516,54 @@
           <w:sz w:val="28"/>
           <w:szCs w:val="28"/>
         </w:rPr>
-        <w:t>Для напоминаний используется AlarmManager для планирования системного уведомления в указанное пользователем время. При создании напоминания сохраняется запись в таблицу reminders и устанавливается будильник. При срабатывании отправляется уведомление через NotificationManager.</w:t>
-      </w:r>
-    </w:p>
-    <w:p>
-      <w:pPr>
-        <w:shd w:val="clear" w:color="auto" w:fill="FFFFFF" w:themeFill="background1"/>
-        <w:spacing w:before="240" w:after="240" w:line="360" w:lineRule="auto"/>
-        <w:ind w:left="709"/>
+        <w:t xml:space="preserve">Для напоминаний используется </w:t>
+      </w:r>
+      <w:proofErr w:type="spellStart"/>
+      <w:r>
+        <w:rPr>
+          <w:rFonts w:ascii="Times New Roman" w:eastAsia="Times New Roman" w:hAnsi="Times New Roman" w:cs="Times New Roman"/>
+          <w:color w:val="0F1115"/>
+          <w:sz w:val="28"/>
+          <w:szCs w:val="28"/>
+        </w:rPr>
+        <w:t>AlarmManager</w:t>
+      </w:r>
+      <w:proofErr w:type="spellEnd"/>
+      <w:r>
+        <w:rPr>
+          <w:rFonts w:ascii="Times New Roman" w:eastAsia="Times New Roman" w:hAnsi="Times New Roman" w:cs="Times New Roman"/>
+          <w:color w:val="0F1115"/>
+          <w:sz w:val="28"/>
+          <w:szCs w:val="28"/>
+        </w:rPr>
+        <w:t xml:space="preserve"> для планирования системного уведомления в указанное пользователем время. При создании напоминания сохраняется запись в таблицу reminders и устанавливается будильник. При срабатывании отправляется уведомление через </w:t>
+      </w:r>
+      <w:proofErr w:type="spellStart"/>
+      <w:r>
+        <w:rPr>
+          <w:rFonts w:ascii="Times New Roman" w:eastAsia="Times New Roman" w:hAnsi="Times New Roman" w:cs="Times New Roman"/>
+          <w:color w:val="0F1115"/>
+          <w:sz w:val="28"/>
+          <w:szCs w:val="28"/>
+        </w:rPr>
+        <w:t>NotificationManager</w:t>
+      </w:r>
+      <w:proofErr w:type="spellEnd"/>
+      <w:r>
+        <w:rPr>
+          <w:rFonts w:ascii="Times New Roman" w:eastAsia="Times New Roman" w:hAnsi="Times New Roman" w:cs="Times New Roman"/>
+          <w:color w:val="0F1115"/>
+          <w:sz w:val="28"/>
+          <w:szCs w:val="28"/>
+        </w:rPr>
+        <w:t>.</w:t>
+      </w:r>
+    </w:p>
+    <w:p>
+      <w:pPr>
+        <w:shd w:val="clear" w:color="auto" w:fill="FFFFFF" w:themeFill="background1"/>
+        <w:spacing w:after="0" w:line="360" w:lineRule="auto"/>
+        <w:ind w:firstLine="709"/>
         <w:jc w:val="both"/>
         <w:rPr>
           <w:rFonts w:ascii="Times New Roman" w:eastAsia="Times New Roman" w:hAnsi="Times New Roman" w:cs="Times New Roman"/>
@@ -5829,8 +6600,8 @@
     <w:p>
       <w:pPr>
         <w:shd w:val="clear" w:color="auto" w:fill="FFFFFF" w:themeFill="background1"/>
-        <w:spacing w:before="240" w:after="240" w:line="360" w:lineRule="auto"/>
-        <w:ind w:firstLine="851"/>
+        <w:spacing w:after="0" w:line="360" w:lineRule="auto"/>
+        <w:ind w:firstLine="709"/>
         <w:jc w:val="both"/>
         <w:rPr>
           <w:rFonts w:ascii="Times New Roman" w:eastAsia="Times New Roman" w:hAnsi="Times New Roman" w:cs="Times New Roman"/>
@@ -5852,8 +6623,8 @@
     <w:p>
       <w:pPr>
         <w:shd w:val="clear" w:color="auto" w:fill="FFFFFF" w:themeFill="background1"/>
-        <w:spacing w:before="240" w:after="240" w:line="360" w:lineRule="auto"/>
-        <w:ind w:left="709"/>
+        <w:spacing w:after="0" w:line="360" w:lineRule="auto"/>
+        <w:ind w:firstLine="709"/>
         <w:jc w:val="both"/>
         <w:rPr>
           <w:rFonts w:ascii="Times New Roman" w:eastAsia="Times New Roman" w:hAnsi="Times New Roman" w:cs="Times New Roman"/>
@@ -5895,7 +6666,8 @@
           <w:numId w:val="39"/>
         </w:numPr>
         <w:shd w:val="clear" w:color="auto" w:fill="FFFFFF" w:themeFill="background1"/>
-        <w:spacing w:before="240" w:after="240" w:line="360" w:lineRule="auto"/>
+        <w:spacing w:after="0" w:line="360" w:lineRule="auto"/>
+        <w:ind w:left="0" w:firstLine="709"/>
         <w:jc w:val="both"/>
         <w:rPr>
           <w:rFonts w:ascii="Times New Roman" w:eastAsia="Times New Roman" w:hAnsi="Times New Roman" w:cs="Times New Roman"/>
@@ -5922,23 +6694,44 @@
           <w:numId w:val="39"/>
         </w:numPr>
         <w:shd w:val="clear" w:color="auto" w:fill="FFFFFF" w:themeFill="background1"/>
-        <w:spacing w:before="240" w:after="240" w:line="360" w:lineRule="auto"/>
-        <w:jc w:val="both"/>
-        <w:rPr>
-          <w:rFonts w:ascii="Times New Roman" w:eastAsia="Times New Roman" w:hAnsi="Times New Roman" w:cs="Times New Roman"/>
-          <w:color w:val="0F1115"/>
-          <w:sz w:val="28"/>
-          <w:szCs w:val="28"/>
-        </w:rPr>
-      </w:pPr>
-      <w:r>
-        <w:rPr>
-          <w:rFonts w:ascii="Times New Roman" w:eastAsia="Times New Roman" w:hAnsi="Times New Roman" w:cs="Times New Roman"/>
-          <w:color w:val="0F1115"/>
-          <w:sz w:val="28"/>
-          <w:szCs w:val="28"/>
-        </w:rPr>
-        <w:t>Поиск: реализован с использованием SearchView и запросов к базе данных с фильтрацией по названию.</w:t>
+        <w:spacing w:after="0" w:line="360" w:lineRule="auto"/>
+        <w:ind w:left="0" w:firstLine="709"/>
+        <w:jc w:val="both"/>
+        <w:rPr>
+          <w:rFonts w:ascii="Times New Roman" w:eastAsia="Times New Roman" w:hAnsi="Times New Roman" w:cs="Times New Roman"/>
+          <w:color w:val="0F1115"/>
+          <w:sz w:val="28"/>
+          <w:szCs w:val="28"/>
+        </w:rPr>
+      </w:pPr>
+      <w:r>
+        <w:rPr>
+          <w:rFonts w:ascii="Times New Roman" w:eastAsia="Times New Roman" w:hAnsi="Times New Roman" w:cs="Times New Roman"/>
+          <w:color w:val="0F1115"/>
+          <w:sz w:val="28"/>
+          <w:szCs w:val="28"/>
+        </w:rPr>
+        <w:t xml:space="preserve">Поиск: реализован с использованием </w:t>
+      </w:r>
+      <w:proofErr w:type="spellStart"/>
+      <w:r>
+        <w:rPr>
+          <w:rFonts w:ascii="Times New Roman" w:eastAsia="Times New Roman" w:hAnsi="Times New Roman" w:cs="Times New Roman"/>
+          <w:color w:val="0F1115"/>
+          <w:sz w:val="28"/>
+          <w:szCs w:val="28"/>
+        </w:rPr>
+        <w:t>SearchView</w:t>
+      </w:r>
+      <w:proofErr w:type="spellEnd"/>
+      <w:r>
+        <w:rPr>
+          <w:rFonts w:ascii="Times New Roman" w:eastAsia="Times New Roman" w:hAnsi="Times New Roman" w:cs="Times New Roman"/>
+          <w:color w:val="0F1115"/>
+          <w:sz w:val="28"/>
+          <w:szCs w:val="28"/>
+        </w:rPr>
+        <w:t xml:space="preserve"> и запросов к базе данных с фильтрацией по названию.</w:t>
       </w:r>
     </w:p>
     <w:p>
@@ -5949,7 +6742,8 @@
           <w:numId w:val="39"/>
         </w:numPr>
         <w:shd w:val="clear" w:color="auto" w:fill="FFFFFF" w:themeFill="background1"/>
-        <w:spacing w:before="240" w:after="240" w:line="360" w:lineRule="auto"/>
+        <w:spacing w:after="0" w:line="360" w:lineRule="auto"/>
+        <w:ind w:left="0" w:firstLine="709"/>
         <w:jc w:val="both"/>
         <w:rPr>
           <w:rFonts w:ascii="Times New Roman" w:eastAsia="Times New Roman" w:hAnsi="Times New Roman" w:cs="Times New Roman"/>
@@ -5976,31 +6770,31 @@
           <w:numId w:val="39"/>
         </w:numPr>
         <w:shd w:val="clear" w:color="auto" w:fill="FFFFFF" w:themeFill="background1"/>
-        <w:spacing w:before="240" w:after="240" w:line="360" w:lineRule="auto"/>
-        <w:jc w:val="both"/>
-        <w:rPr>
-          <w:rFonts w:ascii="Times New Roman" w:eastAsia="Times New Roman" w:hAnsi="Times New Roman" w:cs="Times New Roman"/>
-          <w:color w:val="0F1115"/>
-          <w:sz w:val="28"/>
-          <w:szCs w:val="28"/>
-        </w:rPr>
-      </w:pPr>
-      <w:r>
-        <w:rPr>
-          <w:rFonts w:ascii="Times New Roman" w:eastAsia="Times New Roman" w:hAnsi="Times New Roman" w:cs="Times New Roman"/>
-          <w:color w:val="0F1115"/>
-          <w:sz w:val="28"/>
-          <w:szCs w:val="28"/>
-        </w:rPr>
-        <w:lastRenderedPageBreak/>
+        <w:spacing w:after="0" w:line="360" w:lineRule="auto"/>
+        <w:ind w:left="0" w:firstLine="709"/>
+        <w:jc w:val="both"/>
+        <w:rPr>
+          <w:rFonts w:ascii="Times New Roman" w:eastAsia="Times New Roman" w:hAnsi="Times New Roman" w:cs="Times New Roman"/>
+          <w:color w:val="0F1115"/>
+          <w:sz w:val="28"/>
+          <w:szCs w:val="28"/>
+        </w:rPr>
+      </w:pPr>
+      <w:r>
+        <w:rPr>
+          <w:rFonts w:ascii="Times New Roman" w:eastAsia="Times New Roman" w:hAnsi="Times New Roman" w:cs="Times New Roman"/>
+          <w:color w:val="0F1115"/>
+          <w:sz w:val="28"/>
+          <w:szCs w:val="28"/>
+        </w:rPr>
         <w:t>Фильтрация задач: реализована с использованием вкладок (TabLayout) для переключения между активными и выполненными задачами.</w:t>
       </w:r>
     </w:p>
     <w:p>
       <w:pPr>
         <w:shd w:val="clear" w:color="auto" w:fill="FFFFFF" w:themeFill="background1"/>
-        <w:spacing w:before="240" w:after="240" w:line="360" w:lineRule="auto"/>
-        <w:ind w:left="709"/>
+        <w:spacing w:after="0" w:line="360" w:lineRule="auto"/>
+        <w:ind w:firstLine="709"/>
         <w:jc w:val="both"/>
         <w:rPr>
           <w:rFonts w:ascii="Times New Roman" w:eastAsia="Times New Roman" w:hAnsi="Times New Roman" w:cs="Times New Roman"/>
@@ -6048,8 +6842,8 @@
     <w:p>
       <w:pPr>
         <w:shd w:val="clear" w:color="auto" w:fill="FFFFFF" w:themeFill="background1"/>
-        <w:spacing w:before="240" w:after="240" w:line="360" w:lineRule="auto"/>
-        <w:ind w:firstLine="851"/>
+        <w:spacing w:after="0" w:line="360" w:lineRule="auto"/>
+        <w:ind w:firstLine="709"/>
         <w:jc w:val="both"/>
         <w:rPr>
           <w:rFonts w:ascii="Times New Roman" w:eastAsia="Times New Roman" w:hAnsi="Times New Roman" w:cs="Times New Roman"/>
@@ -6071,8 +6865,8 @@
     <w:p>
       <w:pPr>
         <w:shd w:val="clear" w:color="auto" w:fill="FFFFFF" w:themeFill="background1"/>
-        <w:spacing w:before="240" w:after="240" w:line="360" w:lineRule="auto"/>
-        <w:ind w:left="709"/>
+        <w:spacing w:after="0" w:line="360" w:lineRule="auto"/>
+        <w:ind w:firstLine="709"/>
         <w:jc w:val="both"/>
         <w:rPr>
           <w:rFonts w:ascii="Times New Roman" w:eastAsia="Times New Roman" w:hAnsi="Times New Roman" w:cs="Times New Roman"/>
@@ -6122,8 +6916,8 @@
     <w:p>
       <w:pPr>
         <w:shd w:val="clear" w:color="auto" w:fill="FFFFFF" w:themeFill="background1"/>
-        <w:spacing w:before="240" w:after="240" w:line="360" w:lineRule="auto"/>
-        <w:ind w:left="709" w:firstLine="142"/>
+        <w:spacing w:after="0" w:line="360" w:lineRule="auto"/>
+        <w:ind w:firstLine="709"/>
         <w:jc w:val="both"/>
         <w:rPr>
           <w:rFonts w:ascii="Times New Roman" w:eastAsia="Times New Roman" w:hAnsi="Times New Roman" w:cs="Times New Roman"/>
@@ -6145,8 +6939,8 @@
     <w:p>
       <w:pPr>
         <w:shd w:val="clear" w:color="auto" w:fill="FFFFFF" w:themeFill="background1"/>
-        <w:spacing w:before="240" w:after="240" w:line="360" w:lineRule="auto"/>
-        <w:ind w:left="709"/>
+        <w:spacing w:after="0" w:line="360" w:lineRule="auto"/>
+        <w:ind w:firstLine="709"/>
         <w:jc w:val="both"/>
         <w:rPr>
           <w:rFonts w:ascii="Times New Roman" w:eastAsia="Times New Roman" w:hAnsi="Times New Roman" w:cs="Times New Roman"/>
@@ -6206,8 +7000,8 @@
     <w:p>
       <w:pPr>
         <w:shd w:val="clear" w:color="auto" w:fill="FFFFFF" w:themeFill="background1"/>
-        <w:spacing w:before="240" w:after="240" w:line="360" w:lineRule="auto"/>
-        <w:ind w:left="709" w:firstLine="142"/>
+        <w:spacing w:after="0" w:line="360" w:lineRule="auto"/>
+        <w:ind w:firstLine="709"/>
         <w:jc w:val="both"/>
         <w:rPr>
           <w:rFonts w:ascii="Times New Roman" w:eastAsia="Times New Roman" w:hAnsi="Times New Roman" w:cs="Times New Roman"/>
@@ -6238,8 +7032,8 @@
     <w:p>
       <w:pPr>
         <w:shd w:val="clear" w:color="auto" w:fill="FFFFFF" w:themeFill="background1"/>
-        <w:spacing w:before="240" w:after="240" w:line="360" w:lineRule="auto"/>
-        <w:ind w:left="709"/>
+        <w:spacing w:after="0" w:line="360" w:lineRule="auto"/>
+        <w:ind w:firstLine="709"/>
         <w:jc w:val="both"/>
         <w:rPr>
           <w:rFonts w:ascii="Times New Roman" w:eastAsia="Times New Roman" w:hAnsi="Times New Roman" w:cs="Times New Roman"/>
@@ -6289,8 +7083,8 @@
     <w:p>
       <w:pPr>
         <w:shd w:val="clear" w:color="auto" w:fill="FFFFFF" w:themeFill="background1"/>
-        <w:spacing w:before="240" w:after="240" w:line="360" w:lineRule="auto"/>
-        <w:ind w:left="709" w:firstLine="142"/>
+        <w:spacing w:after="0" w:line="360" w:lineRule="auto"/>
+        <w:ind w:firstLine="709"/>
         <w:jc w:val="both"/>
         <w:rPr>
           <w:rFonts w:ascii="Times New Roman" w:eastAsia="Times New Roman" w:hAnsi="Times New Roman" w:cs="Times New Roman"/>
@@ -6321,8 +7115,8 @@
     <w:p>
       <w:pPr>
         <w:shd w:val="clear" w:color="auto" w:fill="FFFFFF" w:themeFill="background1"/>
-        <w:spacing w:before="240" w:after="240" w:line="360" w:lineRule="auto"/>
-        <w:ind w:left="709"/>
+        <w:spacing w:after="0" w:line="360" w:lineRule="auto"/>
+        <w:ind w:firstLine="709"/>
         <w:jc w:val="both"/>
         <w:rPr>
           <w:rFonts w:ascii="Times New Roman" w:eastAsia="Times New Roman" w:hAnsi="Times New Roman" w:cs="Times New Roman"/>
@@ -6371,23 +7165,24 @@
     <w:p>
       <w:pPr>
         <w:shd w:val="clear" w:color="auto" w:fill="FFFFFF" w:themeFill="background1"/>
-        <w:spacing w:before="240" w:after="240" w:line="360" w:lineRule="auto"/>
-        <w:ind w:left="709" w:firstLine="142"/>
-        <w:jc w:val="both"/>
-        <w:rPr>
-          <w:rFonts w:ascii="Times New Roman" w:eastAsia="Times New Roman" w:hAnsi="Times New Roman" w:cs="Times New Roman"/>
-          <w:color w:val="0F1115"/>
-          <w:sz w:val="28"/>
-          <w:szCs w:val="28"/>
-        </w:rPr>
-      </w:pPr>
-      <w:r>
-        <w:rPr>
-          <w:rFonts w:ascii="Times New Roman" w:eastAsia="Times New Roman" w:hAnsi="Times New Roman" w:cs="Times New Roman"/>
-          <w:color w:val="0F1115"/>
-          <w:sz w:val="28"/>
-          <w:szCs w:val="28"/>
-        </w:rPr>
+        <w:spacing w:after="0" w:line="360" w:lineRule="auto"/>
+        <w:ind w:firstLine="709"/>
+        <w:jc w:val="both"/>
+        <w:rPr>
+          <w:rFonts w:ascii="Times New Roman" w:eastAsia="Times New Roman" w:hAnsi="Times New Roman" w:cs="Times New Roman"/>
+          <w:color w:val="0F1115"/>
+          <w:sz w:val="28"/>
+          <w:szCs w:val="28"/>
+        </w:rPr>
+      </w:pPr>
+      <w:r>
+        <w:rPr>
+          <w:rFonts w:ascii="Times New Roman" w:eastAsia="Times New Roman" w:hAnsi="Times New Roman" w:cs="Times New Roman"/>
+          <w:color w:val="0F1115"/>
+          <w:sz w:val="28"/>
+          <w:szCs w:val="28"/>
+        </w:rPr>
+        <w:lastRenderedPageBreak/>
         <w:t>Содержит данные зарегистрированных пользователей.</w:t>
       </w:r>
       <w:r>
@@ -6403,8 +7198,8 @@
     <w:p>
       <w:pPr>
         <w:shd w:val="clear" w:color="auto" w:fill="FFFFFF" w:themeFill="background1"/>
-        <w:spacing w:before="240" w:after="240" w:line="360" w:lineRule="auto"/>
-        <w:ind w:left="709"/>
+        <w:spacing w:after="0" w:line="360" w:lineRule="auto"/>
+        <w:ind w:firstLine="709"/>
         <w:jc w:val="both"/>
         <w:rPr>
           <w:rFonts w:ascii="Times New Roman" w:eastAsia="Times New Roman" w:hAnsi="Times New Roman" w:cs="Times New Roman"/>
@@ -6446,23 +7241,55 @@
           <w:numId w:val="40"/>
         </w:numPr>
         <w:shd w:val="clear" w:color="auto" w:fill="FFFFFF" w:themeFill="background1"/>
-        <w:spacing w:before="240" w:after="240" w:line="360" w:lineRule="auto"/>
-        <w:jc w:val="both"/>
-        <w:rPr>
-          <w:rFonts w:ascii="Times New Roman" w:eastAsia="Times New Roman" w:hAnsi="Times New Roman" w:cs="Times New Roman"/>
-          <w:color w:val="0F1115"/>
-          <w:sz w:val="28"/>
-          <w:szCs w:val="28"/>
-        </w:rPr>
-      </w:pPr>
-      <w:r>
-        <w:rPr>
-          <w:rFonts w:ascii="Times New Roman" w:eastAsia="Times New Roman" w:hAnsi="Times New Roman" w:cs="Times New Roman"/>
-          <w:color w:val="0F1115"/>
-          <w:sz w:val="28"/>
-          <w:szCs w:val="28"/>
-        </w:rPr>
-        <w:t>reminders → tasks: напоминание может быть привязано к конкретной задаче (связь многие-к-одному). При удалении задачи связанные с ней напоминания также удаляются (каскадное удаление).</w:t>
+        <w:spacing w:after="0" w:line="360" w:lineRule="auto"/>
+        <w:ind w:left="0" w:firstLine="709"/>
+        <w:jc w:val="both"/>
+        <w:rPr>
+          <w:rFonts w:ascii="Times New Roman" w:eastAsia="Times New Roman" w:hAnsi="Times New Roman" w:cs="Times New Roman"/>
+          <w:color w:val="0F1115"/>
+          <w:sz w:val="28"/>
+          <w:szCs w:val="28"/>
+        </w:rPr>
+      </w:pPr>
+      <w:proofErr w:type="spellStart"/>
+      <w:r>
+        <w:rPr>
+          <w:rFonts w:ascii="Times New Roman" w:eastAsia="Times New Roman" w:hAnsi="Times New Roman" w:cs="Times New Roman"/>
+          <w:color w:val="0F1115"/>
+          <w:sz w:val="28"/>
+          <w:szCs w:val="28"/>
+        </w:rPr>
+        <w:t>reminders</w:t>
+      </w:r>
+      <w:proofErr w:type="spellEnd"/>
+      <w:r>
+        <w:rPr>
+          <w:rFonts w:ascii="Times New Roman" w:eastAsia="Times New Roman" w:hAnsi="Times New Roman" w:cs="Times New Roman"/>
+          <w:color w:val="0F1115"/>
+          <w:sz w:val="28"/>
+          <w:szCs w:val="28"/>
+        </w:rPr>
+        <w:t xml:space="preserve"> → </w:t>
+      </w:r>
+      <w:proofErr w:type="spellStart"/>
+      <w:r>
+        <w:rPr>
+          <w:rFonts w:ascii="Times New Roman" w:eastAsia="Times New Roman" w:hAnsi="Times New Roman" w:cs="Times New Roman"/>
+          <w:color w:val="0F1115"/>
+          <w:sz w:val="28"/>
+          <w:szCs w:val="28"/>
+        </w:rPr>
+        <w:t>tasks</w:t>
+      </w:r>
+      <w:proofErr w:type="spellEnd"/>
+      <w:r>
+        <w:rPr>
+          <w:rFonts w:ascii="Times New Roman" w:eastAsia="Times New Roman" w:hAnsi="Times New Roman" w:cs="Times New Roman"/>
+          <w:color w:val="0F1115"/>
+          <w:sz w:val="28"/>
+          <w:szCs w:val="28"/>
+        </w:rPr>
+        <w:t>: напоминание может быть привязано к конкретной задаче (связь многие-к-одному). При удалении задачи связанные с ней напоминания также удаляются (каскадное удаление).</w:t>
       </w:r>
     </w:p>
     <w:p>
@@ -6473,7 +7300,8 @@
           <w:numId w:val="40"/>
         </w:numPr>
         <w:shd w:val="clear" w:color="auto" w:fill="FFFFFF" w:themeFill="background1"/>
-        <w:spacing w:before="240" w:after="240" w:line="360" w:lineRule="auto"/>
+        <w:spacing w:after="0" w:line="360" w:lineRule="auto"/>
+        <w:ind w:left="0" w:firstLine="709"/>
         <w:jc w:val="both"/>
         <w:rPr>
           <w:rFonts w:ascii="Times New Roman" w:eastAsia="Times New Roman" w:hAnsi="Times New Roman" w:cs="Times New Roman"/>
@@ -6495,24 +7323,23 @@
     <w:p>
       <w:pPr>
         <w:shd w:val="clear" w:color="auto" w:fill="FFFFFF" w:themeFill="background1"/>
-        <w:spacing w:before="240" w:after="240" w:line="360" w:lineRule="auto"/>
-        <w:ind w:left="709"/>
-        <w:jc w:val="both"/>
-        <w:rPr>
-          <w:rFonts w:ascii="Times New Roman" w:eastAsia="Times New Roman" w:hAnsi="Times New Roman" w:cs="Times New Roman"/>
-          <w:color w:val="0F1115"/>
-          <w:sz w:val="28"/>
-          <w:szCs w:val="28"/>
-        </w:rPr>
-      </w:pPr>
-      <w:r>
-        <w:rPr>
-          <w:rFonts w:ascii="Times New Roman" w:eastAsia="Times New Roman" w:hAnsi="Times New Roman" w:cs="Times New Roman"/>
-          <w:color w:val="0F1115"/>
-          <w:sz w:val="28"/>
-          <w:szCs w:val="28"/>
-        </w:rPr>
-        <w:lastRenderedPageBreak/>
+        <w:spacing w:after="0" w:line="360" w:lineRule="auto"/>
+        <w:ind w:firstLine="709"/>
+        <w:jc w:val="both"/>
+        <w:rPr>
+          <w:rFonts w:ascii="Times New Roman" w:eastAsia="Times New Roman" w:hAnsi="Times New Roman" w:cs="Times New Roman"/>
+          <w:color w:val="0F1115"/>
+          <w:sz w:val="28"/>
+          <w:szCs w:val="28"/>
+        </w:rPr>
+      </w:pPr>
+      <w:r>
+        <w:rPr>
+          <w:rFonts w:ascii="Times New Roman" w:eastAsia="Times New Roman" w:hAnsi="Times New Roman" w:cs="Times New Roman"/>
+          <w:color w:val="0F1115"/>
+          <w:sz w:val="28"/>
+          <w:szCs w:val="28"/>
+        </w:rPr>
         <w:t xml:space="preserve">2.3.6. </w:t>
       </w:r>
       <w:r>
@@ -6528,8 +7355,8 @@
     <w:p>
       <w:pPr>
         <w:shd w:val="clear" w:color="auto" w:fill="FFFFFF" w:themeFill="background1"/>
-        <w:spacing w:before="240" w:after="240" w:line="360" w:lineRule="auto"/>
-        <w:ind w:left="709" w:firstLine="142"/>
+        <w:spacing w:after="0" w:line="360" w:lineRule="auto"/>
+        <w:ind w:firstLine="709"/>
         <w:jc w:val="both"/>
         <w:rPr>
           <w:rFonts w:ascii="Times New Roman" w:eastAsia="Times New Roman" w:hAnsi="Times New Roman" w:cs="Times New Roman"/>
@@ -6556,7 +7383,8 @@
           <w:numId w:val="41"/>
         </w:numPr>
         <w:shd w:val="clear" w:color="auto" w:fill="FFFFFF" w:themeFill="background1"/>
-        <w:spacing w:before="240" w:after="240" w:line="360" w:lineRule="auto"/>
+        <w:spacing w:after="0" w:line="360" w:lineRule="auto"/>
+        <w:ind w:left="0" w:firstLine="709"/>
         <w:jc w:val="both"/>
         <w:rPr>
           <w:rFonts w:ascii="Times New Roman" w:eastAsia="Times New Roman" w:hAnsi="Times New Roman" w:cs="Times New Roman"/>
@@ -6583,7 +7411,8 @@
           <w:numId w:val="41"/>
         </w:numPr>
         <w:shd w:val="clear" w:color="auto" w:fill="FFFFFF" w:themeFill="background1"/>
-        <w:spacing w:before="240" w:after="240" w:line="360" w:lineRule="auto"/>
+        <w:spacing w:after="0" w:line="360" w:lineRule="auto"/>
+        <w:ind w:left="0" w:firstLine="709"/>
         <w:jc w:val="both"/>
         <w:rPr>
           <w:rFonts w:ascii="Times New Roman" w:eastAsia="Times New Roman" w:hAnsi="Times New Roman" w:cs="Times New Roman"/>
@@ -6608,24 +7437,44 @@
         <w:tabs>
           <w:tab w:val="left" w:pos="709"/>
         </w:tabs>
-        <w:spacing w:before="240" w:after="240" w:line="360" w:lineRule="auto"/>
-        <w:ind w:firstLine="851"/>
-        <w:jc w:val="both"/>
-        <w:rPr>
-          <w:rFonts w:ascii="Times New Roman" w:eastAsia="Times New Roman" w:hAnsi="Times New Roman" w:cs="Times New Roman"/>
-          <w:color w:val="0F1115"/>
-          <w:sz w:val="28"/>
-          <w:szCs w:val="28"/>
-        </w:rPr>
-      </w:pPr>
-      <w:r>
-        <w:rPr>
-          <w:rFonts w:ascii="Times New Roman" w:eastAsia="Times New Roman" w:hAnsi="Times New Roman" w:cs="Times New Roman"/>
-          <w:color w:val="0F1115"/>
-          <w:sz w:val="28"/>
-          <w:szCs w:val="28"/>
-        </w:rPr>
-        <w:t>Используется fallbackToDestructiveMigration() для принудительного пересоздания базы при изменении версии, что удобно на этапе разработки.</w:t>
+        <w:spacing w:after="0" w:line="360" w:lineRule="auto"/>
+        <w:ind w:firstLine="709"/>
+        <w:jc w:val="both"/>
+        <w:rPr>
+          <w:rFonts w:ascii="Times New Roman" w:eastAsia="Times New Roman" w:hAnsi="Times New Roman" w:cs="Times New Roman"/>
+          <w:color w:val="0F1115"/>
+          <w:sz w:val="28"/>
+          <w:szCs w:val="28"/>
+        </w:rPr>
+      </w:pPr>
+      <w:r>
+        <w:rPr>
+          <w:rFonts w:ascii="Times New Roman" w:eastAsia="Times New Roman" w:hAnsi="Times New Roman" w:cs="Times New Roman"/>
+          <w:color w:val="0F1115"/>
+          <w:sz w:val="28"/>
+          <w:szCs w:val="28"/>
+        </w:rPr>
+        <w:t xml:space="preserve">Используется </w:t>
+      </w:r>
+      <w:proofErr w:type="gramStart"/>
+      <w:r>
+        <w:rPr>
+          <w:rFonts w:ascii="Times New Roman" w:eastAsia="Times New Roman" w:hAnsi="Times New Roman" w:cs="Times New Roman"/>
+          <w:color w:val="0F1115"/>
+          <w:sz w:val="28"/>
+          <w:szCs w:val="28"/>
+        </w:rPr>
+        <w:t>fallbackToDestructiveMigration(</w:t>
+      </w:r>
+      <w:proofErr w:type="gramEnd"/>
+      <w:r>
+        <w:rPr>
+          <w:rFonts w:ascii="Times New Roman" w:eastAsia="Times New Roman" w:hAnsi="Times New Roman" w:cs="Times New Roman"/>
+          <w:color w:val="0F1115"/>
+          <w:sz w:val="28"/>
+          <w:szCs w:val="28"/>
+        </w:rPr>
+        <w:t>) для принудительного пересоздания базы при изменении версии, что удобно на этапе разработки.</w:t>
       </w:r>
       <w:r>
         <w:br w:type="page"/>
@@ -6817,7 +7666,27 @@
           <w:sz w:val="28"/>
           <w:szCs w:val="28"/>
         </w:rPr>
-        <w:t>Петросян, Л. Э. Разработка мобильных приложений на Kotlin : учебное пособие / Л. Э. Петросян, Н. А. Приходько. — Москва: РТУ МИРЭА, 2024. — 101 с.</w:t>
+        <w:t xml:space="preserve">Петросян, Л. Э. Разработка мобильных приложений на </w:t>
+      </w:r>
+      <w:proofErr w:type="gramStart"/>
+      <w:r>
+        <w:rPr>
+          <w:rFonts w:ascii="Times New Roman" w:eastAsia="Times New Roman" w:hAnsi="Times New Roman" w:cs="Times New Roman"/>
+          <w:color w:val="0F1115"/>
+          <w:sz w:val="28"/>
+          <w:szCs w:val="28"/>
+        </w:rPr>
+        <w:t>Kotlin :</w:t>
+      </w:r>
+      <w:proofErr w:type="gramEnd"/>
+      <w:r>
+        <w:rPr>
+          <w:rFonts w:ascii="Times New Roman" w:eastAsia="Times New Roman" w:hAnsi="Times New Roman" w:cs="Times New Roman"/>
+          <w:color w:val="0F1115"/>
+          <w:sz w:val="28"/>
+          <w:szCs w:val="28"/>
+        </w:rPr>
+        <w:t xml:space="preserve"> учебное пособие / Л. Э. Петросян, Н. А. Приходько. — Москва: РТУ МИРЭА, 2024. — 101 с.</w:t>
       </w:r>
     </w:p>
     <w:p>
@@ -6929,7 +7798,27 @@
           <w:sz w:val="28"/>
           <w:szCs w:val="28"/>
         </w:rPr>
-        <w:t xml:space="preserve">Васин, А. С. Разработка мобильных приложений на Kotlin : учебное пособие / А. С. Васин. — Томск: Издательство Томского политехнического университета, 2023. — 120 с. </w:t>
+        <w:t xml:space="preserve">Васин, А. С. Разработка мобильных приложений на </w:t>
+      </w:r>
+      <w:proofErr w:type="gramStart"/>
+      <w:r>
+        <w:rPr>
+          <w:rFonts w:ascii="Times New Roman" w:eastAsia="Times New Roman" w:hAnsi="Times New Roman" w:cs="Times New Roman"/>
+          <w:color w:val="0F1115"/>
+          <w:sz w:val="28"/>
+          <w:szCs w:val="28"/>
+        </w:rPr>
+        <w:t>Kotlin :</w:t>
+      </w:r>
+      <w:proofErr w:type="gramEnd"/>
+      <w:r>
+        <w:rPr>
+          <w:rFonts w:ascii="Times New Roman" w:eastAsia="Times New Roman" w:hAnsi="Times New Roman" w:cs="Times New Roman"/>
+          <w:color w:val="0F1115"/>
+          <w:sz w:val="28"/>
+          <w:szCs w:val="28"/>
+        </w:rPr>
+        <w:t xml:space="preserve"> учебное пособие / А. С. Васин. — Томск: Издательство Томского политехнического университета, 2023. — 120 с. </w:t>
       </w:r>
     </w:p>
     <w:p>
